--- a/f2_buttons_checkbox_and_sliders_widgets.docx
+++ b/f2_buttons_checkbox_and_sliders_widgets.docx
@@ -7583,24 +7583,18 @@
         </w:rPr>
         <w:t># Example with icon widget</w:t>
       </w:r>
-    </w:p>
-    <w:p>
-      <w:pPr>
-        <w:jc w:val="both"/>
-        <w:rPr>
-          <w:b/>
-          <w:bCs/>
-          <w:color w:val="D86DCB" w:themeColor="accent5" w:themeTint="99"/>
-          <w:sz w:val="36"/>
-          <w:szCs w:val="36"/>
-        </w:rPr>
-      </w:pPr>
-      <w:proofErr w:type="spellStart"/>
-      <w:r>
-        <w:rPr>
-          <w:b/>
-          <w:bCs/>
-          <w:color w:val="D86DCB" w:themeColor="accent5" w:themeTint="99"/>
+      <w:r>
+        <w:rPr>
+          <w:sz w:val="36"/>
+          <w:szCs w:val="36"/>
+        </w:rPr>
+        <w:t xml:space="preserve"> using </w:t>
+      </w:r>
+      <w:proofErr w:type="spellStart"/>
+      <w:r>
+        <w:rPr>
+          <w:b/>
+          <w:bCs/>
           <w:sz w:val="36"/>
           <w:szCs w:val="36"/>
         </w:rPr>
@@ -7611,6 +7605,126 @@
         <w:rPr>
           <w:b/>
           <w:bCs/>
+          <w:sz w:val="36"/>
+          <w:szCs w:val="36"/>
+        </w:rPr>
+        <w:t>()</w:t>
+      </w:r>
+    </w:p>
+    <w:p>
+      <w:pPr>
+        <w:jc w:val="both"/>
+        <w:rPr>
+          <w:sz w:val="36"/>
+          <w:szCs w:val="36"/>
+        </w:rPr>
+      </w:pPr>
+      <w:r>
+        <w:rPr>
+          <w:sz w:val="36"/>
+          <w:szCs w:val="36"/>
+        </w:rPr>
+        <w:t xml:space="preserve"># It just gives extra properties like </w:t>
+      </w:r>
+      <w:r>
+        <w:rPr>
+          <w:b/>
+          <w:bCs/>
+          <w:sz w:val="36"/>
+          <w:szCs w:val="36"/>
+        </w:rPr>
+        <w:t>icon</w:t>
+      </w:r>
+      <w:proofErr w:type="gramStart"/>
+      <w:r>
+        <w:rPr>
+          <w:b/>
+          <w:bCs/>
+          <w:sz w:val="36"/>
+          <w:szCs w:val="36"/>
+        </w:rPr>
+        <w:t>:</w:t>
+      </w:r>
+      <w:r>
+        <w:rPr>
+          <w:sz w:val="36"/>
+          <w:szCs w:val="36"/>
+        </w:rPr>
+        <w:t xml:space="preserve"> ,</w:t>
+      </w:r>
+      <w:proofErr w:type="gramEnd"/>
+      <w:r>
+        <w:rPr>
+          <w:sz w:val="36"/>
+          <w:szCs w:val="36"/>
+        </w:rPr>
+        <w:t xml:space="preserve"> </w:t>
+      </w:r>
+      <w:r>
+        <w:rPr>
+          <w:b/>
+          <w:bCs/>
+          <w:sz w:val="36"/>
+          <w:szCs w:val="36"/>
+        </w:rPr>
+        <w:t>label:</w:t>
+      </w:r>
+      <w:r>
+        <w:rPr>
+          <w:sz w:val="36"/>
+          <w:szCs w:val="36"/>
+        </w:rPr>
+        <w:t xml:space="preserve"> and </w:t>
+      </w:r>
+      <w:proofErr w:type="spellStart"/>
+      <w:r>
+        <w:rPr>
+          <w:b/>
+          <w:bCs/>
+          <w:sz w:val="36"/>
+          <w:szCs w:val="36"/>
+        </w:rPr>
+        <w:t>iconAlignment</w:t>
+      </w:r>
+      <w:proofErr w:type="spellEnd"/>
+      <w:r>
+        <w:rPr>
+          <w:b/>
+          <w:bCs/>
+          <w:sz w:val="36"/>
+          <w:szCs w:val="36"/>
+        </w:rPr>
+        <w:t xml:space="preserve">: </w:t>
+      </w:r>
+    </w:p>
+    <w:p>
+      <w:pPr>
+        <w:jc w:val="both"/>
+        <w:rPr>
+          <w:b/>
+          <w:bCs/>
+          <w:color w:val="D86DCB" w:themeColor="accent5" w:themeTint="99"/>
+          <w:sz w:val="36"/>
+          <w:szCs w:val="36"/>
+        </w:rPr>
+      </w:pPr>
+      <w:proofErr w:type="spellStart"/>
+      <w:r>
+        <w:rPr>
+          <w:b/>
+          <w:bCs/>
+          <w:color w:val="D86DCB" w:themeColor="accent5" w:themeTint="99"/>
+          <w:sz w:val="36"/>
+          <w:szCs w:val="36"/>
+        </w:rPr>
+        <w:lastRenderedPageBreak/>
+        <w:t>OutlinedButton.icon</w:t>
+      </w:r>
+      <w:proofErr w:type="spellEnd"/>
+      <w:r>
+        <w:rPr>
+          <w:b/>
+          <w:bCs/>
           <w:color w:val="D86DCB" w:themeColor="accent5" w:themeTint="99"/>
           <w:sz w:val="36"/>
           <w:szCs w:val="36"/>
@@ -7681,9 +7795,856 @@
           <w:sz w:val="36"/>
           <w:szCs w:val="36"/>
         </w:rPr>
+        <w:t xml:space="preserve">  icon: </w:t>
+      </w:r>
+      <w:proofErr w:type="gramStart"/>
+      <w:r>
+        <w:rPr>
+          <w:b/>
+          <w:bCs/>
+          <w:color w:val="D86DCB" w:themeColor="accent5" w:themeTint="99"/>
+          <w:sz w:val="36"/>
+          <w:szCs w:val="36"/>
+        </w:rPr>
+        <w:t>Icon(</w:t>
+      </w:r>
+      <w:proofErr w:type="spellStart"/>
+      <w:proofErr w:type="gramEnd"/>
+      <w:r>
+        <w:rPr>
+          <w:b/>
+          <w:bCs/>
+          <w:color w:val="D86DCB" w:themeColor="accent5" w:themeTint="99"/>
+          <w:sz w:val="36"/>
+          <w:szCs w:val="36"/>
+        </w:rPr>
+        <w:t>Icons.thumb_up</w:t>
+      </w:r>
+      <w:proofErr w:type="spellEnd"/>
+      <w:r>
+        <w:rPr>
+          <w:b/>
+          <w:bCs/>
+          <w:color w:val="D86DCB" w:themeColor="accent5" w:themeTint="99"/>
+          <w:sz w:val="36"/>
+          <w:szCs w:val="36"/>
+        </w:rPr>
+        <w:t>),</w:t>
+      </w:r>
+    </w:p>
+    <w:p>
+      <w:pPr>
+        <w:jc w:val="both"/>
+        <w:rPr>
+          <w:b/>
+          <w:bCs/>
+          <w:color w:val="D86DCB" w:themeColor="accent5" w:themeTint="99"/>
+          <w:sz w:val="36"/>
+          <w:szCs w:val="36"/>
+        </w:rPr>
+      </w:pPr>
+      <w:r>
+        <w:rPr>
+          <w:b/>
+          <w:bCs/>
+          <w:color w:val="D86DCB" w:themeColor="accent5" w:themeTint="99"/>
+          <w:sz w:val="36"/>
+          <w:szCs w:val="36"/>
+        </w:rPr>
+        <w:t xml:space="preserve">  label: Text("Like"),</w:t>
+      </w:r>
+    </w:p>
+    <w:p>
+      <w:pPr>
+        <w:jc w:val="both"/>
+        <w:rPr>
+          <w:b/>
+          <w:bCs/>
+          <w:color w:val="D86DCB" w:themeColor="accent5" w:themeTint="99"/>
+          <w:sz w:val="36"/>
+          <w:szCs w:val="36"/>
+        </w:rPr>
+      </w:pPr>
+      <w:r>
+        <w:rPr>
+          <w:b/>
+          <w:bCs/>
+          <w:color w:val="D86DCB" w:themeColor="accent5" w:themeTint="99"/>
+          <w:sz w:val="36"/>
+          <w:szCs w:val="36"/>
+        </w:rPr>
+        <w:t xml:space="preserve">  style: </w:t>
+      </w:r>
+      <w:proofErr w:type="spellStart"/>
+      <w:r>
+        <w:rPr>
+          <w:b/>
+          <w:bCs/>
+          <w:color w:val="D86DCB" w:themeColor="accent5" w:themeTint="99"/>
+          <w:sz w:val="36"/>
+          <w:szCs w:val="36"/>
+        </w:rPr>
+        <w:t>OutlinedButton.styleFrom</w:t>
+      </w:r>
+      <w:proofErr w:type="spellEnd"/>
+      <w:r>
+        <w:rPr>
+          <w:b/>
+          <w:bCs/>
+          <w:color w:val="D86DCB" w:themeColor="accent5" w:themeTint="99"/>
+          <w:sz w:val="36"/>
+          <w:szCs w:val="36"/>
+        </w:rPr>
+        <w:t>(</w:t>
+      </w:r>
+    </w:p>
+    <w:p>
+      <w:pPr>
+        <w:jc w:val="both"/>
+        <w:rPr>
+          <w:b/>
+          <w:bCs/>
+          <w:color w:val="D86DCB" w:themeColor="accent5" w:themeTint="99"/>
+          <w:sz w:val="36"/>
+          <w:szCs w:val="36"/>
+        </w:rPr>
+      </w:pPr>
+      <w:r>
+        <w:rPr>
+          <w:b/>
+          <w:bCs/>
+          <w:color w:val="D86DCB" w:themeColor="accent5" w:themeTint="99"/>
+          <w:sz w:val="36"/>
+          <w:szCs w:val="36"/>
+        </w:rPr>
+        <w:t xml:space="preserve">    side: </w:t>
+      </w:r>
+      <w:proofErr w:type="spellStart"/>
+      <w:proofErr w:type="gramStart"/>
+      <w:r>
+        <w:rPr>
+          <w:b/>
+          <w:bCs/>
+          <w:color w:val="D86DCB" w:themeColor="accent5" w:themeTint="99"/>
+          <w:sz w:val="36"/>
+          <w:szCs w:val="36"/>
+        </w:rPr>
+        <w:t>BorderSide</w:t>
+      </w:r>
+      <w:proofErr w:type="spellEnd"/>
+      <w:r>
+        <w:rPr>
+          <w:b/>
+          <w:bCs/>
+          <w:color w:val="D86DCB" w:themeColor="accent5" w:themeTint="99"/>
+          <w:sz w:val="36"/>
+          <w:szCs w:val="36"/>
+        </w:rPr>
+        <w:t>(</w:t>
+      </w:r>
+      <w:proofErr w:type="gramEnd"/>
+      <w:r>
+        <w:rPr>
+          <w:b/>
+          <w:bCs/>
+          <w:color w:val="D86DCB" w:themeColor="accent5" w:themeTint="99"/>
+          <w:sz w:val="36"/>
+          <w:szCs w:val="36"/>
+        </w:rPr>
+        <w:t xml:space="preserve">color: </w:t>
+      </w:r>
+      <w:proofErr w:type="spellStart"/>
+      <w:r>
+        <w:rPr>
+          <w:b/>
+          <w:bCs/>
+          <w:color w:val="D86DCB" w:themeColor="accent5" w:themeTint="99"/>
+          <w:sz w:val="36"/>
+          <w:szCs w:val="36"/>
+        </w:rPr>
+        <w:t>Colors.green</w:t>
+      </w:r>
+      <w:proofErr w:type="spellEnd"/>
+      <w:r>
+        <w:rPr>
+          <w:b/>
+          <w:bCs/>
+          <w:color w:val="D86DCB" w:themeColor="accent5" w:themeTint="99"/>
+          <w:sz w:val="36"/>
+          <w:szCs w:val="36"/>
+        </w:rPr>
+        <w:t>, width: 2),</w:t>
+      </w:r>
+    </w:p>
+    <w:p>
+      <w:pPr>
+        <w:jc w:val="both"/>
+        <w:rPr>
+          <w:b/>
+          <w:bCs/>
+          <w:color w:val="D86DCB" w:themeColor="accent5" w:themeTint="99"/>
+          <w:sz w:val="36"/>
+          <w:szCs w:val="36"/>
+        </w:rPr>
+      </w:pPr>
+      <w:r>
+        <w:rPr>
+          <w:b/>
+          <w:bCs/>
+          <w:color w:val="D86DCB" w:themeColor="accent5" w:themeTint="99"/>
+          <w:sz w:val="36"/>
+          <w:szCs w:val="36"/>
+        </w:rPr>
+        <w:t xml:space="preserve">    </w:t>
+      </w:r>
+      <w:proofErr w:type="spellStart"/>
+      <w:r>
+        <w:rPr>
+          <w:b/>
+          <w:bCs/>
+          <w:color w:val="D86DCB" w:themeColor="accent5" w:themeTint="99"/>
+          <w:sz w:val="36"/>
+          <w:szCs w:val="36"/>
+        </w:rPr>
+        <w:t>foregroundColor</w:t>
+      </w:r>
+      <w:proofErr w:type="spellEnd"/>
+      <w:r>
+        <w:rPr>
+          <w:b/>
+          <w:bCs/>
+          <w:color w:val="D86DCB" w:themeColor="accent5" w:themeTint="99"/>
+          <w:sz w:val="36"/>
+          <w:szCs w:val="36"/>
+        </w:rPr>
+        <w:t xml:space="preserve">: </w:t>
+      </w:r>
+      <w:proofErr w:type="spellStart"/>
+      <w:r>
+        <w:rPr>
+          <w:b/>
+          <w:bCs/>
+          <w:color w:val="D86DCB" w:themeColor="accent5" w:themeTint="99"/>
+          <w:sz w:val="36"/>
+          <w:szCs w:val="36"/>
+        </w:rPr>
+        <w:t>Colors.green</w:t>
+      </w:r>
+      <w:proofErr w:type="spellEnd"/>
+      <w:r>
+        <w:rPr>
+          <w:b/>
+          <w:bCs/>
+          <w:color w:val="D86DCB" w:themeColor="accent5" w:themeTint="99"/>
+          <w:sz w:val="36"/>
+          <w:szCs w:val="36"/>
+        </w:rPr>
+        <w:t>,</w:t>
+      </w:r>
+    </w:p>
+    <w:p>
+      <w:pPr>
+        <w:jc w:val="both"/>
+        <w:rPr>
+          <w:b/>
+          <w:bCs/>
+          <w:color w:val="D86DCB" w:themeColor="accent5" w:themeTint="99"/>
+          <w:sz w:val="36"/>
+          <w:szCs w:val="36"/>
+        </w:rPr>
+      </w:pPr>
+      <w:r>
+        <w:rPr>
+          <w:b/>
+          <w:bCs/>
+          <w:color w:val="D86DCB" w:themeColor="accent5" w:themeTint="99"/>
+          <w:sz w:val="36"/>
+          <w:szCs w:val="36"/>
+        </w:rPr>
+        <w:t xml:space="preserve">    padding: </w:t>
+      </w:r>
+      <w:proofErr w:type="spellStart"/>
+      <w:r>
+        <w:rPr>
+          <w:b/>
+          <w:bCs/>
+          <w:color w:val="D86DCB" w:themeColor="accent5" w:themeTint="99"/>
+          <w:sz w:val="36"/>
+          <w:szCs w:val="36"/>
+        </w:rPr>
+        <w:t>EdgeInsets.symmetric</w:t>
+      </w:r>
+      <w:proofErr w:type="spellEnd"/>
+      <w:r>
+        <w:rPr>
+          <w:b/>
+          <w:bCs/>
+          <w:color w:val="D86DCB" w:themeColor="accent5" w:themeTint="99"/>
+          <w:sz w:val="36"/>
+          <w:szCs w:val="36"/>
+        </w:rPr>
+        <w:t>(horizontal: 20, vertical: 10),</w:t>
+      </w:r>
+    </w:p>
+    <w:p>
+      <w:pPr>
+        <w:jc w:val="both"/>
+        <w:rPr>
+          <w:b/>
+          <w:bCs/>
+          <w:color w:val="D86DCB" w:themeColor="accent5" w:themeTint="99"/>
+          <w:sz w:val="36"/>
+          <w:szCs w:val="36"/>
+        </w:rPr>
+      </w:pPr>
+      <w:r>
+        <w:rPr>
+          <w:b/>
+          <w:bCs/>
+          <w:color w:val="D86DCB" w:themeColor="accent5" w:themeTint="99"/>
+          <w:sz w:val="36"/>
+          <w:szCs w:val="36"/>
+        </w:rPr>
+        <w:t xml:space="preserve">  ),</w:t>
+      </w:r>
+    </w:p>
+    <w:p>
+      <w:pPr>
+        <w:jc w:val="both"/>
+        <w:rPr>
+          <w:b/>
+          <w:bCs/>
+          <w:color w:val="D86DCB" w:themeColor="accent5" w:themeTint="99"/>
+          <w:sz w:val="36"/>
+          <w:szCs w:val="36"/>
+        </w:rPr>
+      </w:pPr>
+      <w:r>
+        <w:rPr>
+          <w:b/>
+          <w:bCs/>
+          <w:color w:val="D86DCB" w:themeColor="accent5" w:themeTint="99"/>
+          <w:sz w:val="36"/>
+          <w:szCs w:val="36"/>
+        </w:rPr>
+        <w:t>)</w:t>
+      </w:r>
+    </w:p>
+    <w:p>
+      <w:pPr>
+        <w:jc w:val="both"/>
+        <w:rPr>
+          <w:sz w:val="36"/>
+          <w:szCs w:val="36"/>
+        </w:rPr>
+      </w:pPr>
+    </w:p>
+    <w:p>
+      <w:pPr>
+        <w:jc w:val="both"/>
+        <w:rPr>
+          <w:sz w:val="36"/>
+          <w:szCs w:val="36"/>
+        </w:rPr>
+      </w:pPr>
+      <w:r>
+        <w:rPr>
+          <w:sz w:val="36"/>
+          <w:szCs w:val="36"/>
+        </w:rPr>
+        <w:t xml:space="preserve">Advanced Styling with </w:t>
+      </w:r>
+      <w:proofErr w:type="spellStart"/>
+      <w:r>
+        <w:rPr>
+          <w:sz w:val="36"/>
+          <w:szCs w:val="36"/>
+        </w:rPr>
+        <w:t>ButtonStyle</w:t>
+      </w:r>
+      <w:proofErr w:type="spellEnd"/>
+      <w:r>
+        <w:rPr>
+          <w:sz w:val="36"/>
+          <w:szCs w:val="36"/>
+        </w:rPr>
+        <w:t xml:space="preserve"> + </w:t>
+      </w:r>
+      <w:proofErr w:type="spellStart"/>
+      <w:r>
+        <w:rPr>
+          <w:sz w:val="36"/>
+          <w:szCs w:val="36"/>
+        </w:rPr>
+        <w:t>MaterialStateProperty</w:t>
+      </w:r>
+      <w:proofErr w:type="spellEnd"/>
+      <w:r>
+        <w:rPr>
+          <w:sz w:val="36"/>
+          <w:szCs w:val="36"/>
+        </w:rPr>
+        <w:t>:</w:t>
+      </w:r>
+    </w:p>
+    <w:p>
+      <w:pPr>
+        <w:jc w:val="both"/>
+        <w:rPr>
+          <w:sz w:val="36"/>
+          <w:szCs w:val="36"/>
+        </w:rPr>
+      </w:pPr>
+      <w:r>
+        <w:rPr>
+          <w:sz w:val="36"/>
+          <w:szCs w:val="36"/>
+        </w:rPr>
+        <w:t xml:space="preserve"># </w:t>
+      </w:r>
+      <w:r>
+        <w:rPr>
+          <w:sz w:val="36"/>
+          <w:szCs w:val="36"/>
+        </w:rPr>
+        <w:t>When pressed → text turns white and background turns blue.</w:t>
+      </w:r>
+      <w:r>
+        <w:rPr>
+          <w:sz w:val="36"/>
+          <w:szCs w:val="36"/>
+        </w:rPr>
+        <w:t xml:space="preserve"> </w:t>
+      </w:r>
+      <w:r>
+        <w:rPr>
+          <w:sz w:val="36"/>
+          <w:szCs w:val="36"/>
+        </w:rPr>
+        <w:t>When idle → text is blue and background transparent.</w:t>
+      </w:r>
+      <w:r>
+        <w:rPr>
+          <w:sz w:val="36"/>
+          <w:szCs w:val="36"/>
+        </w:rPr>
+        <w:t xml:space="preserve"> </w:t>
+      </w:r>
+      <w:r>
+        <w:rPr>
+          <w:sz w:val="36"/>
+          <w:szCs w:val="36"/>
+        </w:rPr>
+        <w:t>This lets u</w:t>
+      </w:r>
+      <w:r>
+        <w:rPr>
+          <w:sz w:val="36"/>
+          <w:szCs w:val="36"/>
+        </w:rPr>
+        <w:t>s</w:t>
+      </w:r>
+      <w:r>
+        <w:rPr>
+          <w:sz w:val="36"/>
+          <w:szCs w:val="36"/>
+        </w:rPr>
+        <w:t xml:space="preserve"> react to states like hover, pressed, or disabled.</w:t>
+      </w:r>
+    </w:p>
+    <w:p>
+      <w:pPr>
+        <w:jc w:val="both"/>
+        <w:rPr>
+          <w:b/>
+          <w:bCs/>
+          <w:color w:val="D86DCB" w:themeColor="accent5" w:themeTint="99"/>
+          <w:sz w:val="36"/>
+          <w:szCs w:val="36"/>
+        </w:rPr>
+      </w:pPr>
+      <w:proofErr w:type="spellStart"/>
+      <w:proofErr w:type="gramStart"/>
+      <w:r>
+        <w:rPr>
+          <w:b/>
+          <w:bCs/>
+          <w:color w:val="D86DCB" w:themeColor="accent5" w:themeTint="99"/>
+          <w:sz w:val="36"/>
+          <w:szCs w:val="36"/>
+        </w:rPr>
+        <w:t>OutlinedButton</w:t>
+      </w:r>
+      <w:proofErr w:type="spellEnd"/>
+      <w:r>
+        <w:rPr>
+          <w:b/>
+          <w:bCs/>
+          <w:color w:val="D86DCB" w:themeColor="accent5" w:themeTint="99"/>
+          <w:sz w:val="36"/>
+          <w:szCs w:val="36"/>
+        </w:rPr>
+        <w:t>(</w:t>
+      </w:r>
+      <w:proofErr w:type="gramEnd"/>
+    </w:p>
+    <w:p>
+      <w:pPr>
+        <w:jc w:val="both"/>
+        <w:rPr>
+          <w:b/>
+          <w:bCs/>
+          <w:color w:val="D86DCB" w:themeColor="accent5" w:themeTint="99"/>
+          <w:sz w:val="36"/>
+          <w:szCs w:val="36"/>
+        </w:rPr>
+      </w:pPr>
+      <w:r>
+        <w:rPr>
+          <w:b/>
+          <w:bCs/>
+          <w:color w:val="D86DCB" w:themeColor="accent5" w:themeTint="99"/>
+          <w:sz w:val="36"/>
+          <w:szCs w:val="36"/>
+        </w:rPr>
+        <w:t xml:space="preserve">  style: </w:t>
+      </w:r>
+      <w:proofErr w:type="spellStart"/>
+      <w:proofErr w:type="gramStart"/>
+      <w:r>
+        <w:rPr>
+          <w:b/>
+          <w:bCs/>
+          <w:color w:val="D86DCB" w:themeColor="accent5" w:themeTint="99"/>
+          <w:sz w:val="36"/>
+          <w:szCs w:val="36"/>
+        </w:rPr>
+        <w:t>ButtonStyle</w:t>
+      </w:r>
+      <w:proofErr w:type="spellEnd"/>
+      <w:r>
+        <w:rPr>
+          <w:b/>
+          <w:bCs/>
+          <w:color w:val="D86DCB" w:themeColor="accent5" w:themeTint="99"/>
+          <w:sz w:val="36"/>
+          <w:szCs w:val="36"/>
+        </w:rPr>
+        <w:t>(</w:t>
+      </w:r>
+      <w:proofErr w:type="gramEnd"/>
+    </w:p>
+    <w:p>
+      <w:pPr>
+        <w:jc w:val="both"/>
+        <w:rPr>
+          <w:b/>
+          <w:bCs/>
+          <w:color w:val="D86DCB" w:themeColor="accent5" w:themeTint="99"/>
+          <w:sz w:val="36"/>
+          <w:szCs w:val="36"/>
+        </w:rPr>
+      </w:pPr>
+      <w:r>
+        <w:rPr>
+          <w:b/>
+          <w:bCs/>
+          <w:color w:val="D86DCB" w:themeColor="accent5" w:themeTint="99"/>
+          <w:sz w:val="36"/>
+          <w:szCs w:val="36"/>
+        </w:rPr>
+        <w:t xml:space="preserve">    </w:t>
+      </w:r>
+      <w:proofErr w:type="spellStart"/>
+      <w:r>
+        <w:rPr>
+          <w:b/>
+          <w:bCs/>
+          <w:color w:val="D86DCB" w:themeColor="accent5" w:themeTint="99"/>
+          <w:sz w:val="36"/>
+          <w:szCs w:val="36"/>
+        </w:rPr>
+        <w:t>foregroundColor</w:t>
+      </w:r>
+      <w:proofErr w:type="spellEnd"/>
+      <w:r>
+        <w:rPr>
+          <w:b/>
+          <w:bCs/>
+          <w:color w:val="D86DCB" w:themeColor="accent5" w:themeTint="99"/>
+          <w:sz w:val="36"/>
+          <w:szCs w:val="36"/>
+        </w:rPr>
+        <w:t xml:space="preserve">: </w:t>
+      </w:r>
+      <w:proofErr w:type="spellStart"/>
+      <w:r>
+        <w:rPr>
+          <w:b/>
+          <w:bCs/>
+          <w:color w:val="D86DCB" w:themeColor="accent5" w:themeTint="99"/>
+          <w:sz w:val="36"/>
+          <w:szCs w:val="36"/>
+        </w:rPr>
+        <w:t>MaterialStateProperty.resolveWith</w:t>
+      </w:r>
+      <w:proofErr w:type="spellEnd"/>
+      <w:r>
+        <w:rPr>
+          <w:b/>
+          <w:bCs/>
+          <w:color w:val="D86DCB" w:themeColor="accent5" w:themeTint="99"/>
+          <w:sz w:val="36"/>
+          <w:szCs w:val="36"/>
+        </w:rPr>
+        <w:t>((states) {</w:t>
+      </w:r>
+    </w:p>
+    <w:p>
+      <w:pPr>
+        <w:jc w:val="both"/>
+        <w:rPr>
+          <w:b/>
+          <w:bCs/>
+          <w:color w:val="D86DCB" w:themeColor="accent5" w:themeTint="99"/>
+          <w:sz w:val="36"/>
+          <w:szCs w:val="36"/>
+        </w:rPr>
+      </w:pPr>
+      <w:r>
+        <w:rPr>
+          <w:b/>
+          <w:bCs/>
+          <w:color w:val="D86DCB" w:themeColor="accent5" w:themeTint="99"/>
+          <w:sz w:val="36"/>
+          <w:szCs w:val="36"/>
+        </w:rPr>
+        <w:t xml:space="preserve">      if (</w:t>
+      </w:r>
+      <w:proofErr w:type="spellStart"/>
+      <w:proofErr w:type="gramStart"/>
+      <w:r>
+        <w:rPr>
+          <w:b/>
+          <w:bCs/>
+          <w:color w:val="D86DCB" w:themeColor="accent5" w:themeTint="99"/>
+          <w:sz w:val="36"/>
+          <w:szCs w:val="36"/>
+        </w:rPr>
+        <w:t>states.contains</w:t>
+      </w:r>
+      <w:proofErr w:type="spellEnd"/>
+      <w:proofErr w:type="gramEnd"/>
+      <w:r>
+        <w:rPr>
+          <w:b/>
+          <w:bCs/>
+          <w:color w:val="D86DCB" w:themeColor="accent5" w:themeTint="99"/>
+          <w:sz w:val="36"/>
+          <w:szCs w:val="36"/>
+        </w:rPr>
+        <w:t>(</w:t>
+      </w:r>
+      <w:proofErr w:type="spellStart"/>
+      <w:r>
+        <w:rPr>
+          <w:b/>
+          <w:bCs/>
+          <w:color w:val="D86DCB" w:themeColor="accent5" w:themeTint="99"/>
+          <w:sz w:val="36"/>
+          <w:szCs w:val="36"/>
+        </w:rPr>
+        <w:t>MaterialState.pressed</w:t>
+      </w:r>
+      <w:proofErr w:type="spellEnd"/>
+      <w:r>
+        <w:rPr>
+          <w:b/>
+          <w:bCs/>
+          <w:color w:val="D86DCB" w:themeColor="accent5" w:themeTint="99"/>
+          <w:sz w:val="36"/>
+          <w:szCs w:val="36"/>
+        </w:rPr>
+        <w:t xml:space="preserve">)) return </w:t>
+      </w:r>
+      <w:proofErr w:type="spellStart"/>
+      <w:r>
+        <w:rPr>
+          <w:b/>
+          <w:bCs/>
+          <w:color w:val="D86DCB" w:themeColor="accent5" w:themeTint="99"/>
+          <w:sz w:val="36"/>
+          <w:szCs w:val="36"/>
+        </w:rPr>
+        <w:t>Colors.white</w:t>
+      </w:r>
+      <w:proofErr w:type="spellEnd"/>
+      <w:r>
+        <w:rPr>
+          <w:b/>
+          <w:bCs/>
+          <w:color w:val="D86DCB" w:themeColor="accent5" w:themeTint="99"/>
+          <w:sz w:val="36"/>
+          <w:szCs w:val="36"/>
+        </w:rPr>
+        <w:t>;</w:t>
+      </w:r>
+    </w:p>
+    <w:p>
+      <w:pPr>
+        <w:jc w:val="both"/>
+        <w:rPr>
+          <w:b/>
+          <w:bCs/>
+          <w:color w:val="D86DCB" w:themeColor="accent5" w:themeTint="99"/>
+          <w:sz w:val="36"/>
+          <w:szCs w:val="36"/>
+        </w:rPr>
+      </w:pPr>
+      <w:r>
+        <w:rPr>
+          <w:b/>
+          <w:bCs/>
+          <w:color w:val="D86DCB" w:themeColor="accent5" w:themeTint="99"/>
+          <w:sz w:val="36"/>
+          <w:szCs w:val="36"/>
+        </w:rPr>
         <w:lastRenderedPageBreak/>
-        <w:t xml:space="preserve">  icon: </w:t>
-      </w:r>
+        <w:t xml:space="preserve">      return </w:t>
+      </w:r>
+      <w:proofErr w:type="spellStart"/>
+      <w:r>
+        <w:rPr>
+          <w:b/>
+          <w:bCs/>
+          <w:color w:val="D86DCB" w:themeColor="accent5" w:themeTint="99"/>
+          <w:sz w:val="36"/>
+          <w:szCs w:val="36"/>
+        </w:rPr>
+        <w:t>Colors.blue</w:t>
+      </w:r>
+      <w:proofErr w:type="spellEnd"/>
+      <w:r>
+        <w:rPr>
+          <w:b/>
+          <w:bCs/>
+          <w:color w:val="D86DCB" w:themeColor="accent5" w:themeTint="99"/>
+          <w:sz w:val="36"/>
+          <w:szCs w:val="36"/>
+        </w:rPr>
+        <w:t>;</w:t>
+      </w:r>
+    </w:p>
+    <w:p>
+      <w:pPr>
+        <w:jc w:val="both"/>
+        <w:rPr>
+          <w:b/>
+          <w:bCs/>
+          <w:color w:val="D86DCB" w:themeColor="accent5" w:themeTint="99"/>
+          <w:sz w:val="36"/>
+          <w:szCs w:val="36"/>
+        </w:rPr>
+      </w:pPr>
+      <w:r>
+        <w:rPr>
+          <w:b/>
+          <w:bCs/>
+          <w:color w:val="D86DCB" w:themeColor="accent5" w:themeTint="99"/>
+          <w:sz w:val="36"/>
+          <w:szCs w:val="36"/>
+        </w:rPr>
+        <w:t xml:space="preserve">    }),</w:t>
+      </w:r>
+    </w:p>
+    <w:p>
+      <w:pPr>
+        <w:jc w:val="both"/>
+        <w:rPr>
+          <w:b/>
+          <w:bCs/>
+          <w:color w:val="D86DCB" w:themeColor="accent5" w:themeTint="99"/>
+          <w:sz w:val="36"/>
+          <w:szCs w:val="36"/>
+        </w:rPr>
+      </w:pPr>
+      <w:r>
+        <w:rPr>
+          <w:b/>
+          <w:bCs/>
+          <w:color w:val="D86DCB" w:themeColor="accent5" w:themeTint="99"/>
+          <w:sz w:val="36"/>
+          <w:szCs w:val="36"/>
+        </w:rPr>
+        <w:t xml:space="preserve">    </w:t>
+      </w:r>
+      <w:proofErr w:type="spellStart"/>
+      <w:r>
+        <w:rPr>
+          <w:b/>
+          <w:bCs/>
+          <w:color w:val="D86DCB" w:themeColor="accent5" w:themeTint="99"/>
+          <w:sz w:val="36"/>
+          <w:szCs w:val="36"/>
+        </w:rPr>
+        <w:t>backgroundColor</w:t>
+      </w:r>
+      <w:proofErr w:type="spellEnd"/>
+      <w:r>
+        <w:rPr>
+          <w:b/>
+          <w:bCs/>
+          <w:color w:val="D86DCB" w:themeColor="accent5" w:themeTint="99"/>
+          <w:sz w:val="36"/>
+          <w:szCs w:val="36"/>
+        </w:rPr>
+        <w:t xml:space="preserve">: </w:t>
+      </w:r>
+      <w:proofErr w:type="spellStart"/>
+      <w:r>
+        <w:rPr>
+          <w:b/>
+          <w:bCs/>
+          <w:color w:val="D86DCB" w:themeColor="accent5" w:themeTint="99"/>
+          <w:sz w:val="36"/>
+          <w:szCs w:val="36"/>
+        </w:rPr>
+        <w:t>MaterialStateProperty.resolveWith</w:t>
+      </w:r>
+      <w:proofErr w:type="spellEnd"/>
+      <w:r>
+        <w:rPr>
+          <w:b/>
+          <w:bCs/>
+          <w:color w:val="D86DCB" w:themeColor="accent5" w:themeTint="99"/>
+          <w:sz w:val="36"/>
+          <w:szCs w:val="36"/>
+        </w:rPr>
+        <w:t>((states) {</w:t>
+      </w:r>
+    </w:p>
+    <w:p>
+      <w:pPr>
+        <w:jc w:val="both"/>
+        <w:rPr>
+          <w:b/>
+          <w:bCs/>
+          <w:color w:val="D86DCB" w:themeColor="accent5" w:themeTint="99"/>
+          <w:sz w:val="36"/>
+          <w:szCs w:val="36"/>
+        </w:rPr>
+      </w:pPr>
+      <w:r>
+        <w:rPr>
+          <w:b/>
+          <w:bCs/>
+          <w:color w:val="D86DCB" w:themeColor="accent5" w:themeTint="99"/>
+          <w:sz w:val="36"/>
+          <w:szCs w:val="36"/>
+        </w:rPr>
+        <w:t xml:space="preserve">      if (</w:t>
+      </w:r>
+      <w:proofErr w:type="spellStart"/>
       <w:proofErr w:type="gramStart"/>
       <w:r>
         <w:rPr>
@@ -7693,9 +8654,9 @@
           <w:sz w:val="36"/>
           <w:szCs w:val="36"/>
         </w:rPr>
-        <w:t>Icon(</w:t>
-      </w:r>
-      <w:proofErr w:type="spellStart"/>
+        <w:t>states.contains</w:t>
+      </w:r>
+      <w:proofErr w:type="spellEnd"/>
       <w:proofErr w:type="gramEnd"/>
       <w:r>
         <w:rPr>
@@ -7705,85 +8666,118 @@
           <w:sz w:val="36"/>
           <w:szCs w:val="36"/>
         </w:rPr>
-        <w:t>Icons.thumb_up</w:t>
-      </w:r>
-      <w:proofErr w:type="spellEnd"/>
-      <w:r>
-        <w:rPr>
-          <w:b/>
-          <w:bCs/>
-          <w:color w:val="D86DCB" w:themeColor="accent5" w:themeTint="99"/>
-          <w:sz w:val="36"/>
-          <w:szCs w:val="36"/>
-        </w:rPr>
-        <w:t>),</w:t>
-      </w:r>
-    </w:p>
-    <w:p>
-      <w:pPr>
-        <w:jc w:val="both"/>
-        <w:rPr>
-          <w:b/>
-          <w:bCs/>
-          <w:color w:val="D86DCB" w:themeColor="accent5" w:themeTint="99"/>
-          <w:sz w:val="36"/>
-          <w:szCs w:val="36"/>
-        </w:rPr>
-      </w:pPr>
-      <w:r>
-        <w:rPr>
-          <w:b/>
-          <w:bCs/>
-          <w:color w:val="D86DCB" w:themeColor="accent5" w:themeTint="99"/>
-          <w:sz w:val="36"/>
-          <w:szCs w:val="36"/>
-        </w:rPr>
-        <w:t xml:space="preserve">  label: Text("Like"),</w:t>
-      </w:r>
-    </w:p>
-    <w:p>
-      <w:pPr>
-        <w:jc w:val="both"/>
-        <w:rPr>
-          <w:b/>
-          <w:bCs/>
-          <w:color w:val="D86DCB" w:themeColor="accent5" w:themeTint="99"/>
-          <w:sz w:val="36"/>
-          <w:szCs w:val="36"/>
-        </w:rPr>
-      </w:pPr>
-      <w:r>
-        <w:rPr>
-          <w:b/>
-          <w:bCs/>
-          <w:color w:val="D86DCB" w:themeColor="accent5" w:themeTint="99"/>
-          <w:sz w:val="36"/>
-          <w:szCs w:val="36"/>
-        </w:rPr>
-        <w:t xml:space="preserve">  style: </w:t>
-      </w:r>
-      <w:proofErr w:type="spellStart"/>
-      <w:r>
-        <w:rPr>
-          <w:b/>
-          <w:bCs/>
-          <w:color w:val="D86DCB" w:themeColor="accent5" w:themeTint="99"/>
-          <w:sz w:val="36"/>
-          <w:szCs w:val="36"/>
-        </w:rPr>
-        <w:t>OutlinedButton.styleFrom</w:t>
-      </w:r>
-      <w:proofErr w:type="spellEnd"/>
-      <w:r>
-        <w:rPr>
-          <w:b/>
-          <w:bCs/>
-          <w:color w:val="D86DCB" w:themeColor="accent5" w:themeTint="99"/>
-          <w:sz w:val="36"/>
-          <w:szCs w:val="36"/>
-        </w:rPr>
         <w:t>(</w:t>
       </w:r>
+      <w:proofErr w:type="spellStart"/>
+      <w:r>
+        <w:rPr>
+          <w:b/>
+          <w:bCs/>
+          <w:color w:val="D86DCB" w:themeColor="accent5" w:themeTint="99"/>
+          <w:sz w:val="36"/>
+          <w:szCs w:val="36"/>
+        </w:rPr>
+        <w:t>MaterialState.pressed</w:t>
+      </w:r>
+      <w:proofErr w:type="spellEnd"/>
+      <w:r>
+        <w:rPr>
+          <w:b/>
+          <w:bCs/>
+          <w:color w:val="D86DCB" w:themeColor="accent5" w:themeTint="99"/>
+          <w:sz w:val="36"/>
+          <w:szCs w:val="36"/>
+        </w:rPr>
+        <w:t xml:space="preserve">)) return </w:t>
+      </w:r>
+      <w:proofErr w:type="spellStart"/>
+      <w:r>
+        <w:rPr>
+          <w:b/>
+          <w:bCs/>
+          <w:color w:val="D86DCB" w:themeColor="accent5" w:themeTint="99"/>
+          <w:sz w:val="36"/>
+          <w:szCs w:val="36"/>
+        </w:rPr>
+        <w:t>Colors.blue</w:t>
+      </w:r>
+      <w:proofErr w:type="spellEnd"/>
+      <w:r>
+        <w:rPr>
+          <w:b/>
+          <w:bCs/>
+          <w:color w:val="D86DCB" w:themeColor="accent5" w:themeTint="99"/>
+          <w:sz w:val="36"/>
+          <w:szCs w:val="36"/>
+        </w:rPr>
+        <w:t>;</w:t>
+      </w:r>
+    </w:p>
+    <w:p>
+      <w:pPr>
+        <w:jc w:val="both"/>
+        <w:rPr>
+          <w:b/>
+          <w:bCs/>
+          <w:color w:val="D86DCB" w:themeColor="accent5" w:themeTint="99"/>
+          <w:sz w:val="36"/>
+          <w:szCs w:val="36"/>
+        </w:rPr>
+      </w:pPr>
+      <w:r>
+        <w:rPr>
+          <w:b/>
+          <w:bCs/>
+          <w:color w:val="D86DCB" w:themeColor="accent5" w:themeTint="99"/>
+          <w:sz w:val="36"/>
+          <w:szCs w:val="36"/>
+        </w:rPr>
+        <w:t xml:space="preserve">      return </w:t>
+      </w:r>
+      <w:proofErr w:type="spellStart"/>
+      <w:r>
+        <w:rPr>
+          <w:b/>
+          <w:bCs/>
+          <w:color w:val="D86DCB" w:themeColor="accent5" w:themeTint="99"/>
+          <w:sz w:val="36"/>
+          <w:szCs w:val="36"/>
+        </w:rPr>
+        <w:t>Colors.transparent</w:t>
+      </w:r>
+      <w:proofErr w:type="spellEnd"/>
+      <w:r>
+        <w:rPr>
+          <w:b/>
+          <w:bCs/>
+          <w:color w:val="D86DCB" w:themeColor="accent5" w:themeTint="99"/>
+          <w:sz w:val="36"/>
+          <w:szCs w:val="36"/>
+        </w:rPr>
+        <w:t>;</w:t>
+      </w:r>
+    </w:p>
+    <w:p>
+      <w:pPr>
+        <w:jc w:val="both"/>
+        <w:rPr>
+          <w:b/>
+          <w:bCs/>
+          <w:color w:val="D86DCB" w:themeColor="accent5" w:themeTint="99"/>
+          <w:sz w:val="36"/>
+          <w:szCs w:val="36"/>
+        </w:rPr>
+      </w:pPr>
+      <w:r>
+        <w:rPr>
+          <w:b/>
+          <w:bCs/>
+          <w:color w:val="D86DCB" w:themeColor="accent5" w:themeTint="99"/>
+          <w:sz w:val="36"/>
+          <w:szCs w:val="36"/>
+        </w:rPr>
+        <w:t xml:space="preserve">    }),</w:t>
+      </w:r>
     </w:p>
     <w:p>
       <w:pPr>
@@ -7807,6 +8801,50 @@
         <w:t xml:space="preserve">    side: </w:t>
       </w:r>
       <w:proofErr w:type="spellStart"/>
+      <w:r>
+        <w:rPr>
+          <w:b/>
+          <w:bCs/>
+          <w:color w:val="D86DCB" w:themeColor="accent5" w:themeTint="99"/>
+          <w:sz w:val="36"/>
+          <w:szCs w:val="36"/>
+        </w:rPr>
+        <w:t>MaterialStateProperty.resolveWith</w:t>
+      </w:r>
+      <w:proofErr w:type="spellEnd"/>
+      <w:r>
+        <w:rPr>
+          <w:b/>
+          <w:bCs/>
+          <w:color w:val="D86DCB" w:themeColor="accent5" w:themeTint="99"/>
+          <w:sz w:val="36"/>
+          <w:szCs w:val="36"/>
+        </w:rPr>
+        <w:t>((states) {</w:t>
+      </w:r>
+    </w:p>
+    <w:p>
+      <w:pPr>
+        <w:jc w:val="both"/>
+        <w:rPr>
+          <w:b/>
+          <w:bCs/>
+          <w:color w:val="D86DCB" w:themeColor="accent5" w:themeTint="99"/>
+          <w:sz w:val="36"/>
+          <w:szCs w:val="36"/>
+        </w:rPr>
+      </w:pPr>
+      <w:r>
+        <w:rPr>
+          <w:b/>
+          <w:bCs/>
+          <w:color w:val="D86DCB" w:themeColor="accent5" w:themeTint="99"/>
+          <w:sz w:val="36"/>
+          <w:szCs w:val="36"/>
+        </w:rPr>
+        <w:t xml:space="preserve">      if (</w:t>
+      </w:r>
+      <w:proofErr w:type="spellStart"/>
       <w:proofErr w:type="gramStart"/>
       <w:r>
         <w:rPr>
@@ -7816,6 +8854,74 @@
           <w:sz w:val="36"/>
           <w:szCs w:val="36"/>
         </w:rPr>
+        <w:t>states.contains</w:t>
+      </w:r>
+      <w:proofErr w:type="spellEnd"/>
+      <w:proofErr w:type="gramEnd"/>
+      <w:r>
+        <w:rPr>
+          <w:b/>
+          <w:bCs/>
+          <w:color w:val="D86DCB" w:themeColor="accent5" w:themeTint="99"/>
+          <w:sz w:val="36"/>
+          <w:szCs w:val="36"/>
+        </w:rPr>
+        <w:t>(</w:t>
+      </w:r>
+      <w:proofErr w:type="spellStart"/>
+      <w:r>
+        <w:rPr>
+          <w:b/>
+          <w:bCs/>
+          <w:color w:val="D86DCB" w:themeColor="accent5" w:themeTint="99"/>
+          <w:sz w:val="36"/>
+          <w:szCs w:val="36"/>
+        </w:rPr>
+        <w:t>MaterialState.pressed</w:t>
+      </w:r>
+      <w:proofErr w:type="spellEnd"/>
+      <w:r>
+        <w:rPr>
+          <w:b/>
+          <w:bCs/>
+          <w:color w:val="D86DCB" w:themeColor="accent5" w:themeTint="99"/>
+          <w:sz w:val="36"/>
+          <w:szCs w:val="36"/>
+        </w:rPr>
+        <w:t>))</w:t>
+      </w:r>
+    </w:p>
+    <w:p>
+      <w:pPr>
+        <w:jc w:val="both"/>
+        <w:rPr>
+          <w:b/>
+          <w:bCs/>
+          <w:color w:val="D86DCB" w:themeColor="accent5" w:themeTint="99"/>
+          <w:sz w:val="36"/>
+          <w:szCs w:val="36"/>
+        </w:rPr>
+      </w:pPr>
+      <w:r>
+        <w:rPr>
+          <w:b/>
+          <w:bCs/>
+          <w:color w:val="D86DCB" w:themeColor="accent5" w:themeTint="99"/>
+          <w:sz w:val="36"/>
+          <w:szCs w:val="36"/>
+        </w:rPr>
+        <w:t xml:space="preserve">        return </w:t>
+      </w:r>
+      <w:proofErr w:type="spellStart"/>
+      <w:proofErr w:type="gramStart"/>
+      <w:r>
+        <w:rPr>
+          <w:b/>
+          <w:bCs/>
+          <w:color w:val="D86DCB" w:themeColor="accent5" w:themeTint="99"/>
+          <w:sz w:val="36"/>
+          <w:szCs w:val="36"/>
+        </w:rPr>
         <w:t>BorderSide</w:t>
       </w:r>
       <w:proofErr w:type="spellEnd"/>
@@ -7849,51 +8955,333 @@
           <w:sz w:val="36"/>
           <w:szCs w:val="36"/>
         </w:rPr>
-        <w:t>Colors.green</w:t>
-      </w:r>
-      <w:proofErr w:type="spellEnd"/>
-      <w:r>
-        <w:rPr>
-          <w:b/>
-          <w:bCs/>
-          <w:color w:val="D86DCB" w:themeColor="accent5" w:themeTint="99"/>
-          <w:sz w:val="36"/>
-          <w:szCs w:val="36"/>
-        </w:rPr>
-        <w:t>, width: 2),</w:t>
-      </w:r>
-    </w:p>
-    <w:p>
-      <w:pPr>
-        <w:jc w:val="both"/>
-        <w:rPr>
-          <w:b/>
-          <w:bCs/>
-          <w:color w:val="D86DCB" w:themeColor="accent5" w:themeTint="99"/>
-          <w:sz w:val="36"/>
-          <w:szCs w:val="36"/>
-        </w:rPr>
-      </w:pPr>
-      <w:r>
-        <w:rPr>
-          <w:b/>
-          <w:bCs/>
-          <w:color w:val="D86DCB" w:themeColor="accent5" w:themeTint="99"/>
-          <w:sz w:val="36"/>
-          <w:szCs w:val="36"/>
-        </w:rPr>
-        <w:t xml:space="preserve">    </w:t>
-      </w:r>
-      <w:proofErr w:type="spellStart"/>
-      <w:r>
-        <w:rPr>
-          <w:b/>
-          <w:bCs/>
-          <w:color w:val="D86DCB" w:themeColor="accent5" w:themeTint="99"/>
-          <w:sz w:val="36"/>
-          <w:szCs w:val="36"/>
-        </w:rPr>
-        <w:t>foregroundColor</w:t>
+        <w:t>Colors.blue</w:t>
+      </w:r>
+      <w:proofErr w:type="spellEnd"/>
+      <w:r>
+        <w:rPr>
+          <w:b/>
+          <w:bCs/>
+          <w:color w:val="D86DCB" w:themeColor="accent5" w:themeTint="99"/>
+          <w:sz w:val="36"/>
+          <w:szCs w:val="36"/>
+        </w:rPr>
+        <w:t>, width: 2);</w:t>
+      </w:r>
+    </w:p>
+    <w:p>
+      <w:pPr>
+        <w:jc w:val="both"/>
+        <w:rPr>
+          <w:b/>
+          <w:bCs/>
+          <w:color w:val="D86DCB" w:themeColor="accent5" w:themeTint="99"/>
+          <w:sz w:val="36"/>
+          <w:szCs w:val="36"/>
+        </w:rPr>
+      </w:pPr>
+      <w:r>
+        <w:rPr>
+          <w:b/>
+          <w:bCs/>
+          <w:color w:val="D86DCB" w:themeColor="accent5" w:themeTint="99"/>
+          <w:sz w:val="36"/>
+          <w:szCs w:val="36"/>
+        </w:rPr>
+        <w:t xml:space="preserve">      return </w:t>
+      </w:r>
+      <w:proofErr w:type="spellStart"/>
+      <w:proofErr w:type="gramStart"/>
+      <w:r>
+        <w:rPr>
+          <w:b/>
+          <w:bCs/>
+          <w:color w:val="D86DCB" w:themeColor="accent5" w:themeTint="99"/>
+          <w:sz w:val="36"/>
+          <w:szCs w:val="36"/>
+        </w:rPr>
+        <w:t>BorderSide</w:t>
+      </w:r>
+      <w:proofErr w:type="spellEnd"/>
+      <w:r>
+        <w:rPr>
+          <w:b/>
+          <w:bCs/>
+          <w:color w:val="D86DCB" w:themeColor="accent5" w:themeTint="99"/>
+          <w:sz w:val="36"/>
+          <w:szCs w:val="36"/>
+        </w:rPr>
+        <w:t>(</w:t>
+      </w:r>
+      <w:proofErr w:type="gramEnd"/>
+      <w:r>
+        <w:rPr>
+          <w:b/>
+          <w:bCs/>
+          <w:color w:val="D86DCB" w:themeColor="accent5" w:themeTint="99"/>
+          <w:sz w:val="36"/>
+          <w:szCs w:val="36"/>
+        </w:rPr>
+        <w:t xml:space="preserve">color: </w:t>
+      </w:r>
+      <w:proofErr w:type="spellStart"/>
+      <w:r>
+        <w:rPr>
+          <w:b/>
+          <w:bCs/>
+          <w:color w:val="D86DCB" w:themeColor="accent5" w:themeTint="99"/>
+          <w:sz w:val="36"/>
+          <w:szCs w:val="36"/>
+        </w:rPr>
+        <w:t>Colors.blueAccent</w:t>
+      </w:r>
+      <w:proofErr w:type="spellEnd"/>
+      <w:r>
+        <w:rPr>
+          <w:b/>
+          <w:bCs/>
+          <w:color w:val="D86DCB" w:themeColor="accent5" w:themeTint="99"/>
+          <w:sz w:val="36"/>
+          <w:szCs w:val="36"/>
+        </w:rPr>
+        <w:t>, width: 2);</w:t>
+      </w:r>
+    </w:p>
+    <w:p>
+      <w:pPr>
+        <w:jc w:val="both"/>
+        <w:rPr>
+          <w:b/>
+          <w:bCs/>
+          <w:color w:val="D86DCB" w:themeColor="accent5" w:themeTint="99"/>
+          <w:sz w:val="36"/>
+          <w:szCs w:val="36"/>
+        </w:rPr>
+      </w:pPr>
+      <w:r>
+        <w:rPr>
+          <w:b/>
+          <w:bCs/>
+          <w:color w:val="D86DCB" w:themeColor="accent5" w:themeTint="99"/>
+          <w:sz w:val="36"/>
+          <w:szCs w:val="36"/>
+        </w:rPr>
+        <w:t xml:space="preserve">    }),</w:t>
+      </w:r>
+    </w:p>
+    <w:p>
+      <w:pPr>
+        <w:jc w:val="both"/>
+        <w:rPr>
+          <w:b/>
+          <w:bCs/>
+          <w:color w:val="D86DCB" w:themeColor="accent5" w:themeTint="99"/>
+          <w:sz w:val="36"/>
+          <w:szCs w:val="36"/>
+        </w:rPr>
+      </w:pPr>
+      <w:r>
+        <w:rPr>
+          <w:b/>
+          <w:bCs/>
+          <w:color w:val="D86DCB" w:themeColor="accent5" w:themeTint="99"/>
+          <w:sz w:val="36"/>
+          <w:szCs w:val="36"/>
+        </w:rPr>
+        <w:t xml:space="preserve">    padding: </w:t>
+      </w:r>
+      <w:proofErr w:type="spellStart"/>
+      <w:proofErr w:type="gramStart"/>
+      <w:r>
+        <w:rPr>
+          <w:b/>
+          <w:bCs/>
+          <w:color w:val="D86DCB" w:themeColor="accent5" w:themeTint="99"/>
+          <w:sz w:val="36"/>
+          <w:szCs w:val="36"/>
+        </w:rPr>
+        <w:t>MaterialStateProperty.all</w:t>
+      </w:r>
+      <w:proofErr w:type="spellEnd"/>
+      <w:r>
+        <w:rPr>
+          <w:b/>
+          <w:bCs/>
+          <w:color w:val="D86DCB" w:themeColor="accent5" w:themeTint="99"/>
+          <w:sz w:val="36"/>
+          <w:szCs w:val="36"/>
+        </w:rPr>
+        <w:t>(</w:t>
+      </w:r>
+      <w:proofErr w:type="gramEnd"/>
+    </w:p>
+    <w:p>
+      <w:pPr>
+        <w:jc w:val="both"/>
+        <w:rPr>
+          <w:b/>
+          <w:bCs/>
+          <w:color w:val="D86DCB" w:themeColor="accent5" w:themeTint="99"/>
+          <w:sz w:val="36"/>
+          <w:szCs w:val="36"/>
+        </w:rPr>
+      </w:pPr>
+      <w:r>
+        <w:rPr>
+          <w:b/>
+          <w:bCs/>
+          <w:color w:val="D86DCB" w:themeColor="accent5" w:themeTint="99"/>
+          <w:sz w:val="36"/>
+          <w:szCs w:val="36"/>
+        </w:rPr>
+        <w:t xml:space="preserve">      </w:t>
+      </w:r>
+      <w:proofErr w:type="spellStart"/>
+      <w:r>
+        <w:rPr>
+          <w:b/>
+          <w:bCs/>
+          <w:color w:val="D86DCB" w:themeColor="accent5" w:themeTint="99"/>
+          <w:sz w:val="36"/>
+          <w:szCs w:val="36"/>
+        </w:rPr>
+        <w:t>EdgeInsets.symmetric</w:t>
+      </w:r>
+      <w:proofErr w:type="spellEnd"/>
+      <w:r>
+        <w:rPr>
+          <w:b/>
+          <w:bCs/>
+          <w:color w:val="D86DCB" w:themeColor="accent5" w:themeTint="99"/>
+          <w:sz w:val="36"/>
+          <w:szCs w:val="36"/>
+        </w:rPr>
+        <w:t>(horizontal: 20, vertical: 12),</w:t>
+      </w:r>
+    </w:p>
+    <w:p>
+      <w:pPr>
+        <w:jc w:val="both"/>
+        <w:rPr>
+          <w:b/>
+          <w:bCs/>
+          <w:color w:val="D86DCB" w:themeColor="accent5" w:themeTint="99"/>
+          <w:sz w:val="36"/>
+          <w:szCs w:val="36"/>
+        </w:rPr>
+      </w:pPr>
+      <w:r>
+        <w:rPr>
+          <w:b/>
+          <w:bCs/>
+          <w:color w:val="D86DCB" w:themeColor="accent5" w:themeTint="99"/>
+          <w:sz w:val="36"/>
+          <w:szCs w:val="36"/>
+        </w:rPr>
+        <w:t xml:space="preserve">    ),</w:t>
+      </w:r>
+    </w:p>
+    <w:p>
+      <w:pPr>
+        <w:jc w:val="both"/>
+        <w:rPr>
+          <w:b/>
+          <w:bCs/>
+          <w:color w:val="D86DCB" w:themeColor="accent5" w:themeTint="99"/>
+          <w:sz w:val="36"/>
+          <w:szCs w:val="36"/>
+        </w:rPr>
+      </w:pPr>
+      <w:r>
+        <w:rPr>
+          <w:b/>
+          <w:bCs/>
+          <w:color w:val="D86DCB" w:themeColor="accent5" w:themeTint="99"/>
+          <w:sz w:val="36"/>
+          <w:szCs w:val="36"/>
+        </w:rPr>
+        <w:t xml:space="preserve">    shape: </w:t>
+      </w:r>
+      <w:proofErr w:type="spellStart"/>
+      <w:proofErr w:type="gramStart"/>
+      <w:r>
+        <w:rPr>
+          <w:b/>
+          <w:bCs/>
+          <w:color w:val="D86DCB" w:themeColor="accent5" w:themeTint="99"/>
+          <w:sz w:val="36"/>
+          <w:szCs w:val="36"/>
+        </w:rPr>
+        <w:t>MaterialStateProperty.all</w:t>
+      </w:r>
+      <w:proofErr w:type="spellEnd"/>
+      <w:r>
+        <w:rPr>
+          <w:b/>
+          <w:bCs/>
+          <w:color w:val="D86DCB" w:themeColor="accent5" w:themeTint="99"/>
+          <w:sz w:val="36"/>
+          <w:szCs w:val="36"/>
+        </w:rPr>
+        <w:t>(</w:t>
+      </w:r>
+      <w:proofErr w:type="gramEnd"/>
+    </w:p>
+    <w:p>
+      <w:pPr>
+        <w:jc w:val="both"/>
+        <w:rPr>
+          <w:b/>
+          <w:bCs/>
+          <w:color w:val="D86DCB" w:themeColor="accent5" w:themeTint="99"/>
+          <w:sz w:val="36"/>
+          <w:szCs w:val="36"/>
+        </w:rPr>
+      </w:pPr>
+      <w:r>
+        <w:rPr>
+          <w:b/>
+          <w:bCs/>
+          <w:color w:val="D86DCB" w:themeColor="accent5" w:themeTint="99"/>
+          <w:sz w:val="36"/>
+          <w:szCs w:val="36"/>
+        </w:rPr>
+        <w:t xml:space="preserve">      </w:t>
+      </w:r>
+      <w:proofErr w:type="spellStart"/>
+      <w:proofErr w:type="gramStart"/>
+      <w:r>
+        <w:rPr>
+          <w:b/>
+          <w:bCs/>
+          <w:color w:val="D86DCB" w:themeColor="accent5" w:themeTint="99"/>
+          <w:sz w:val="36"/>
+          <w:szCs w:val="36"/>
+        </w:rPr>
+        <w:t>RoundedRectangleBorder</w:t>
+      </w:r>
+      <w:proofErr w:type="spellEnd"/>
+      <w:r>
+        <w:rPr>
+          <w:b/>
+          <w:bCs/>
+          <w:color w:val="D86DCB" w:themeColor="accent5" w:themeTint="99"/>
+          <w:sz w:val="36"/>
+          <w:szCs w:val="36"/>
+        </w:rPr>
+        <w:t>(</w:t>
+      </w:r>
+      <w:proofErr w:type="spellStart"/>
+      <w:proofErr w:type="gramEnd"/>
+      <w:r>
+        <w:rPr>
+          <w:b/>
+          <w:bCs/>
+          <w:color w:val="D86DCB" w:themeColor="accent5" w:themeTint="99"/>
+          <w:sz w:val="36"/>
+          <w:szCs w:val="36"/>
+        </w:rPr>
+        <w:t>borderRadius</w:t>
       </w:r>
       <w:proofErr w:type="spellEnd"/>
       <w:r>
@@ -7915,62 +9303,40 @@
           <w:sz w:val="36"/>
           <w:szCs w:val="36"/>
         </w:rPr>
-        <w:t>Colors.green</w:t>
-      </w:r>
-      <w:proofErr w:type="spellEnd"/>
-      <w:r>
-        <w:rPr>
-          <w:b/>
-          <w:bCs/>
-          <w:color w:val="D86DCB" w:themeColor="accent5" w:themeTint="99"/>
-          <w:sz w:val="36"/>
-          <w:szCs w:val="36"/>
-        </w:rPr>
-        <w:t>,</w:t>
-      </w:r>
-    </w:p>
-    <w:p>
-      <w:pPr>
-        <w:jc w:val="both"/>
-        <w:rPr>
-          <w:b/>
-          <w:bCs/>
-          <w:color w:val="D86DCB" w:themeColor="accent5" w:themeTint="99"/>
-          <w:sz w:val="36"/>
-          <w:szCs w:val="36"/>
-        </w:rPr>
-      </w:pPr>
-      <w:r>
-        <w:rPr>
-          <w:b/>
-          <w:bCs/>
-          <w:color w:val="D86DCB" w:themeColor="accent5" w:themeTint="99"/>
-          <w:sz w:val="36"/>
-          <w:szCs w:val="36"/>
-        </w:rPr>
-        <w:t xml:space="preserve">    padding: </w:t>
-      </w:r>
-      <w:proofErr w:type="spellStart"/>
-      <w:r>
-        <w:rPr>
-          <w:b/>
-          <w:bCs/>
-          <w:color w:val="D86DCB" w:themeColor="accent5" w:themeTint="99"/>
-          <w:sz w:val="36"/>
-          <w:szCs w:val="36"/>
-        </w:rPr>
-        <w:t>EdgeInsets.symmetric</w:t>
-      </w:r>
-      <w:proofErr w:type="spellEnd"/>
-      <w:r>
-        <w:rPr>
-          <w:b/>
-          <w:bCs/>
-          <w:color w:val="D86DCB" w:themeColor="accent5" w:themeTint="99"/>
-          <w:sz w:val="36"/>
-          <w:szCs w:val="36"/>
-        </w:rPr>
-        <w:t>(horizontal: 20, vertical: 10),</w:t>
+        <w:t>BorderRadius.circular</w:t>
+      </w:r>
+      <w:proofErr w:type="spellEnd"/>
+      <w:r>
+        <w:rPr>
+          <w:b/>
+          <w:bCs/>
+          <w:color w:val="D86DCB" w:themeColor="accent5" w:themeTint="99"/>
+          <w:sz w:val="36"/>
+          <w:szCs w:val="36"/>
+        </w:rPr>
+        <w:t>(12)),</w:t>
+      </w:r>
+    </w:p>
+    <w:p>
+      <w:pPr>
+        <w:jc w:val="both"/>
+        <w:rPr>
+          <w:b/>
+          <w:bCs/>
+          <w:color w:val="D86DCB" w:themeColor="accent5" w:themeTint="99"/>
+          <w:sz w:val="36"/>
+          <w:szCs w:val="36"/>
+        </w:rPr>
+      </w:pPr>
+      <w:r>
+        <w:rPr>
+          <w:b/>
+          <w:bCs/>
+          <w:color w:val="D86DCB" w:themeColor="accent5" w:themeTint="99"/>
+          <w:sz w:val="36"/>
+          <w:szCs w:val="36"/>
+        </w:rPr>
+        <w:t xml:space="preserve">    ),</w:t>
       </w:r>
     </w:p>
     <w:p>
@@ -8014,143 +9380,53 @@
           <w:sz w:val="36"/>
           <w:szCs w:val="36"/>
         </w:rPr>
-        <w:t>)</w:t>
-      </w:r>
-    </w:p>
-    <w:p>
-      <w:pPr>
-        <w:jc w:val="both"/>
-        <w:rPr>
-          <w:sz w:val="36"/>
-          <w:szCs w:val="36"/>
-        </w:rPr>
-      </w:pPr>
-    </w:p>
-    <w:p>
-      <w:pPr>
-        <w:jc w:val="both"/>
-        <w:rPr>
-          <w:sz w:val="36"/>
-          <w:szCs w:val="36"/>
-        </w:rPr>
-      </w:pPr>
-      <w:r>
-        <w:rPr>
-          <w:sz w:val="36"/>
-          <w:szCs w:val="36"/>
-        </w:rPr>
-        <w:t xml:space="preserve">Advanced Styling with </w:t>
-      </w:r>
-      <w:proofErr w:type="spellStart"/>
-      <w:r>
-        <w:rPr>
-          <w:sz w:val="36"/>
-          <w:szCs w:val="36"/>
-        </w:rPr>
-        <w:t>ButtonStyle</w:t>
-      </w:r>
-      <w:proofErr w:type="spellEnd"/>
-      <w:r>
-        <w:rPr>
-          <w:sz w:val="36"/>
-          <w:szCs w:val="36"/>
-        </w:rPr>
-        <w:t xml:space="preserve"> + </w:t>
-      </w:r>
-      <w:proofErr w:type="spellStart"/>
-      <w:r>
-        <w:rPr>
-          <w:sz w:val="36"/>
-          <w:szCs w:val="36"/>
-        </w:rPr>
-        <w:t>MaterialStateProperty</w:t>
-      </w:r>
-      <w:proofErr w:type="spellEnd"/>
-      <w:r>
-        <w:rPr>
-          <w:sz w:val="36"/>
-          <w:szCs w:val="36"/>
-        </w:rPr>
-        <w:t>:</w:t>
-      </w:r>
-    </w:p>
-    <w:p>
-      <w:pPr>
-        <w:jc w:val="both"/>
-        <w:rPr>
-          <w:sz w:val="36"/>
-          <w:szCs w:val="36"/>
-        </w:rPr>
-      </w:pPr>
-      <w:r>
-        <w:rPr>
-          <w:sz w:val="36"/>
-          <w:szCs w:val="36"/>
-        </w:rPr>
-        <w:t xml:space="preserve"># </w:t>
-      </w:r>
-      <w:r>
-        <w:rPr>
-          <w:sz w:val="36"/>
-          <w:szCs w:val="36"/>
-        </w:rPr>
-        <w:t>When pressed → text turns white and background turns blue.</w:t>
-      </w:r>
-      <w:r>
-        <w:rPr>
-          <w:sz w:val="36"/>
-          <w:szCs w:val="36"/>
-        </w:rPr>
-        <w:t xml:space="preserve"> </w:t>
-      </w:r>
-      <w:r>
-        <w:rPr>
-          <w:sz w:val="36"/>
-          <w:szCs w:val="36"/>
-        </w:rPr>
-        <w:t>When idle → text is blue and background transparent.</w:t>
-      </w:r>
-      <w:r>
-        <w:rPr>
-          <w:sz w:val="36"/>
-          <w:szCs w:val="36"/>
-        </w:rPr>
-        <w:t xml:space="preserve"> </w:t>
-      </w:r>
-      <w:r>
-        <w:rPr>
-          <w:sz w:val="36"/>
-          <w:szCs w:val="36"/>
-        </w:rPr>
-        <w:t>This lets u</w:t>
-      </w:r>
-      <w:r>
-        <w:rPr>
-          <w:sz w:val="36"/>
-          <w:szCs w:val="36"/>
-        </w:rPr>
-        <w:t>s</w:t>
-      </w:r>
-      <w:r>
-        <w:rPr>
-          <w:sz w:val="36"/>
-          <w:szCs w:val="36"/>
-        </w:rPr>
-        <w:t xml:space="preserve"> react to states like hover, pressed, or disabled.</w:t>
-      </w:r>
-    </w:p>
-    <w:p>
-      <w:pPr>
-        <w:jc w:val="both"/>
-        <w:rPr>
-          <w:b/>
-          <w:bCs/>
-          <w:color w:val="D86DCB" w:themeColor="accent5" w:themeTint="99"/>
-          <w:sz w:val="36"/>
-          <w:szCs w:val="36"/>
-        </w:rPr>
-      </w:pPr>
-      <w:proofErr w:type="spellStart"/>
+        <w:lastRenderedPageBreak/>
+        <w:t xml:space="preserve">  </w:t>
+      </w:r>
+      <w:proofErr w:type="spellStart"/>
+      <w:r>
+        <w:rPr>
+          <w:b/>
+          <w:bCs/>
+          <w:color w:val="D86DCB" w:themeColor="accent5" w:themeTint="99"/>
+          <w:sz w:val="36"/>
+          <w:szCs w:val="36"/>
+        </w:rPr>
+        <w:t>onPressed</w:t>
+      </w:r>
+      <w:proofErr w:type="spellEnd"/>
+      <w:r>
+        <w:rPr>
+          <w:b/>
+          <w:bCs/>
+          <w:color w:val="D86DCB" w:themeColor="accent5" w:themeTint="99"/>
+          <w:sz w:val="36"/>
+          <w:szCs w:val="36"/>
+        </w:rPr>
+        <w:t>: () {},</w:t>
+      </w:r>
+    </w:p>
+    <w:p>
+      <w:pPr>
+        <w:jc w:val="both"/>
+        <w:rPr>
+          <w:b/>
+          <w:bCs/>
+          <w:color w:val="D86DCB" w:themeColor="accent5" w:themeTint="99"/>
+          <w:sz w:val="36"/>
+          <w:szCs w:val="36"/>
+        </w:rPr>
+      </w:pPr>
+      <w:r>
+        <w:rPr>
+          <w:b/>
+          <w:bCs/>
+          <w:color w:val="D86DCB" w:themeColor="accent5" w:themeTint="99"/>
+          <w:sz w:val="36"/>
+          <w:szCs w:val="36"/>
+        </w:rPr>
+        <w:t xml:space="preserve">  child: </w:t>
+      </w:r>
       <w:proofErr w:type="gramStart"/>
       <w:r>
         <w:rPr>
@@ -8160,1171 +9436,9 @@
           <w:sz w:val="36"/>
           <w:szCs w:val="36"/>
         </w:rPr>
-        <w:t>OutlinedButton</w:t>
-      </w:r>
-      <w:proofErr w:type="spellEnd"/>
-      <w:r>
-        <w:rPr>
-          <w:b/>
-          <w:bCs/>
-          <w:color w:val="D86DCB" w:themeColor="accent5" w:themeTint="99"/>
-          <w:sz w:val="36"/>
-          <w:szCs w:val="36"/>
-        </w:rPr>
-        <w:t>(</w:t>
+        <w:t>Text(</w:t>
       </w:r>
       <w:proofErr w:type="gramEnd"/>
-    </w:p>
-    <w:p>
-      <w:pPr>
-        <w:jc w:val="both"/>
-        <w:rPr>
-          <w:b/>
-          <w:bCs/>
-          <w:color w:val="D86DCB" w:themeColor="accent5" w:themeTint="99"/>
-          <w:sz w:val="36"/>
-          <w:szCs w:val="36"/>
-        </w:rPr>
-      </w:pPr>
-      <w:r>
-        <w:rPr>
-          <w:b/>
-          <w:bCs/>
-          <w:color w:val="D86DCB" w:themeColor="accent5" w:themeTint="99"/>
-          <w:sz w:val="36"/>
-          <w:szCs w:val="36"/>
-        </w:rPr>
-        <w:t xml:space="preserve">  style: </w:t>
-      </w:r>
-      <w:proofErr w:type="spellStart"/>
-      <w:proofErr w:type="gramStart"/>
-      <w:r>
-        <w:rPr>
-          <w:b/>
-          <w:bCs/>
-          <w:color w:val="D86DCB" w:themeColor="accent5" w:themeTint="99"/>
-          <w:sz w:val="36"/>
-          <w:szCs w:val="36"/>
-        </w:rPr>
-        <w:t>ButtonStyle</w:t>
-      </w:r>
-      <w:proofErr w:type="spellEnd"/>
-      <w:r>
-        <w:rPr>
-          <w:b/>
-          <w:bCs/>
-          <w:color w:val="D86DCB" w:themeColor="accent5" w:themeTint="99"/>
-          <w:sz w:val="36"/>
-          <w:szCs w:val="36"/>
-        </w:rPr>
-        <w:t>(</w:t>
-      </w:r>
-      <w:proofErr w:type="gramEnd"/>
-    </w:p>
-    <w:p>
-      <w:pPr>
-        <w:jc w:val="both"/>
-        <w:rPr>
-          <w:b/>
-          <w:bCs/>
-          <w:color w:val="D86DCB" w:themeColor="accent5" w:themeTint="99"/>
-          <w:sz w:val="36"/>
-          <w:szCs w:val="36"/>
-        </w:rPr>
-      </w:pPr>
-      <w:r>
-        <w:rPr>
-          <w:b/>
-          <w:bCs/>
-          <w:color w:val="D86DCB" w:themeColor="accent5" w:themeTint="99"/>
-          <w:sz w:val="36"/>
-          <w:szCs w:val="36"/>
-        </w:rPr>
-        <w:t xml:space="preserve">    </w:t>
-      </w:r>
-      <w:proofErr w:type="spellStart"/>
-      <w:r>
-        <w:rPr>
-          <w:b/>
-          <w:bCs/>
-          <w:color w:val="D86DCB" w:themeColor="accent5" w:themeTint="99"/>
-          <w:sz w:val="36"/>
-          <w:szCs w:val="36"/>
-        </w:rPr>
-        <w:t>foregroundColor</w:t>
-      </w:r>
-      <w:proofErr w:type="spellEnd"/>
-      <w:r>
-        <w:rPr>
-          <w:b/>
-          <w:bCs/>
-          <w:color w:val="D86DCB" w:themeColor="accent5" w:themeTint="99"/>
-          <w:sz w:val="36"/>
-          <w:szCs w:val="36"/>
-        </w:rPr>
-        <w:t xml:space="preserve">: </w:t>
-      </w:r>
-      <w:proofErr w:type="spellStart"/>
-      <w:r>
-        <w:rPr>
-          <w:b/>
-          <w:bCs/>
-          <w:color w:val="D86DCB" w:themeColor="accent5" w:themeTint="99"/>
-          <w:sz w:val="36"/>
-          <w:szCs w:val="36"/>
-        </w:rPr>
-        <w:t>MaterialStateProperty.resolveWith</w:t>
-      </w:r>
-      <w:proofErr w:type="spellEnd"/>
-      <w:r>
-        <w:rPr>
-          <w:b/>
-          <w:bCs/>
-          <w:color w:val="D86DCB" w:themeColor="accent5" w:themeTint="99"/>
-          <w:sz w:val="36"/>
-          <w:szCs w:val="36"/>
-        </w:rPr>
-        <w:t>((states) {</w:t>
-      </w:r>
-    </w:p>
-    <w:p>
-      <w:pPr>
-        <w:jc w:val="both"/>
-        <w:rPr>
-          <w:b/>
-          <w:bCs/>
-          <w:color w:val="D86DCB" w:themeColor="accent5" w:themeTint="99"/>
-          <w:sz w:val="36"/>
-          <w:szCs w:val="36"/>
-        </w:rPr>
-      </w:pPr>
-      <w:r>
-        <w:rPr>
-          <w:b/>
-          <w:bCs/>
-          <w:color w:val="D86DCB" w:themeColor="accent5" w:themeTint="99"/>
-          <w:sz w:val="36"/>
-          <w:szCs w:val="36"/>
-        </w:rPr>
-        <w:t xml:space="preserve">      if (</w:t>
-      </w:r>
-      <w:proofErr w:type="spellStart"/>
-      <w:proofErr w:type="gramStart"/>
-      <w:r>
-        <w:rPr>
-          <w:b/>
-          <w:bCs/>
-          <w:color w:val="D86DCB" w:themeColor="accent5" w:themeTint="99"/>
-          <w:sz w:val="36"/>
-          <w:szCs w:val="36"/>
-        </w:rPr>
-        <w:t>states.contains</w:t>
-      </w:r>
-      <w:proofErr w:type="spellEnd"/>
-      <w:proofErr w:type="gramEnd"/>
-      <w:r>
-        <w:rPr>
-          <w:b/>
-          <w:bCs/>
-          <w:color w:val="D86DCB" w:themeColor="accent5" w:themeTint="99"/>
-          <w:sz w:val="36"/>
-          <w:szCs w:val="36"/>
-        </w:rPr>
-        <w:t>(</w:t>
-      </w:r>
-      <w:proofErr w:type="spellStart"/>
-      <w:r>
-        <w:rPr>
-          <w:b/>
-          <w:bCs/>
-          <w:color w:val="D86DCB" w:themeColor="accent5" w:themeTint="99"/>
-          <w:sz w:val="36"/>
-          <w:szCs w:val="36"/>
-        </w:rPr>
-        <w:t>MaterialState.pressed</w:t>
-      </w:r>
-      <w:proofErr w:type="spellEnd"/>
-      <w:r>
-        <w:rPr>
-          <w:b/>
-          <w:bCs/>
-          <w:color w:val="D86DCB" w:themeColor="accent5" w:themeTint="99"/>
-          <w:sz w:val="36"/>
-          <w:szCs w:val="36"/>
-        </w:rPr>
-        <w:t xml:space="preserve">)) return </w:t>
-      </w:r>
-      <w:proofErr w:type="spellStart"/>
-      <w:r>
-        <w:rPr>
-          <w:b/>
-          <w:bCs/>
-          <w:color w:val="D86DCB" w:themeColor="accent5" w:themeTint="99"/>
-          <w:sz w:val="36"/>
-          <w:szCs w:val="36"/>
-        </w:rPr>
-        <w:t>Colors.white</w:t>
-      </w:r>
-      <w:proofErr w:type="spellEnd"/>
-      <w:r>
-        <w:rPr>
-          <w:b/>
-          <w:bCs/>
-          <w:color w:val="D86DCB" w:themeColor="accent5" w:themeTint="99"/>
-          <w:sz w:val="36"/>
-          <w:szCs w:val="36"/>
-        </w:rPr>
-        <w:t>;</w:t>
-      </w:r>
-    </w:p>
-    <w:p>
-      <w:pPr>
-        <w:jc w:val="both"/>
-        <w:rPr>
-          <w:b/>
-          <w:bCs/>
-          <w:color w:val="D86DCB" w:themeColor="accent5" w:themeTint="99"/>
-          <w:sz w:val="36"/>
-          <w:szCs w:val="36"/>
-        </w:rPr>
-      </w:pPr>
-      <w:r>
-        <w:rPr>
-          <w:b/>
-          <w:bCs/>
-          <w:color w:val="D86DCB" w:themeColor="accent5" w:themeTint="99"/>
-          <w:sz w:val="36"/>
-          <w:szCs w:val="36"/>
-        </w:rPr>
-        <w:t xml:space="preserve">      return </w:t>
-      </w:r>
-      <w:proofErr w:type="spellStart"/>
-      <w:r>
-        <w:rPr>
-          <w:b/>
-          <w:bCs/>
-          <w:color w:val="D86DCB" w:themeColor="accent5" w:themeTint="99"/>
-          <w:sz w:val="36"/>
-          <w:szCs w:val="36"/>
-        </w:rPr>
-        <w:t>Colors.blue</w:t>
-      </w:r>
-      <w:proofErr w:type="spellEnd"/>
-      <w:r>
-        <w:rPr>
-          <w:b/>
-          <w:bCs/>
-          <w:color w:val="D86DCB" w:themeColor="accent5" w:themeTint="99"/>
-          <w:sz w:val="36"/>
-          <w:szCs w:val="36"/>
-        </w:rPr>
-        <w:t>;</w:t>
-      </w:r>
-    </w:p>
-    <w:p>
-      <w:pPr>
-        <w:jc w:val="both"/>
-        <w:rPr>
-          <w:b/>
-          <w:bCs/>
-          <w:color w:val="D86DCB" w:themeColor="accent5" w:themeTint="99"/>
-          <w:sz w:val="36"/>
-          <w:szCs w:val="36"/>
-        </w:rPr>
-      </w:pPr>
-      <w:r>
-        <w:rPr>
-          <w:b/>
-          <w:bCs/>
-          <w:color w:val="D86DCB" w:themeColor="accent5" w:themeTint="99"/>
-          <w:sz w:val="36"/>
-          <w:szCs w:val="36"/>
-        </w:rPr>
-        <w:t xml:space="preserve">    }),</w:t>
-      </w:r>
-    </w:p>
-    <w:p>
-      <w:pPr>
-        <w:jc w:val="both"/>
-        <w:rPr>
-          <w:b/>
-          <w:bCs/>
-          <w:color w:val="D86DCB" w:themeColor="accent5" w:themeTint="99"/>
-          <w:sz w:val="36"/>
-          <w:szCs w:val="36"/>
-        </w:rPr>
-      </w:pPr>
-      <w:r>
-        <w:rPr>
-          <w:b/>
-          <w:bCs/>
-          <w:color w:val="D86DCB" w:themeColor="accent5" w:themeTint="99"/>
-          <w:sz w:val="36"/>
-          <w:szCs w:val="36"/>
-        </w:rPr>
-        <w:lastRenderedPageBreak/>
-        <w:t xml:space="preserve">    </w:t>
-      </w:r>
-      <w:proofErr w:type="spellStart"/>
-      <w:r>
-        <w:rPr>
-          <w:b/>
-          <w:bCs/>
-          <w:color w:val="D86DCB" w:themeColor="accent5" w:themeTint="99"/>
-          <w:sz w:val="36"/>
-          <w:szCs w:val="36"/>
-        </w:rPr>
-        <w:t>backgroundColor</w:t>
-      </w:r>
-      <w:proofErr w:type="spellEnd"/>
-      <w:r>
-        <w:rPr>
-          <w:b/>
-          <w:bCs/>
-          <w:color w:val="D86DCB" w:themeColor="accent5" w:themeTint="99"/>
-          <w:sz w:val="36"/>
-          <w:szCs w:val="36"/>
-        </w:rPr>
-        <w:t xml:space="preserve">: </w:t>
-      </w:r>
-      <w:proofErr w:type="spellStart"/>
-      <w:r>
-        <w:rPr>
-          <w:b/>
-          <w:bCs/>
-          <w:color w:val="D86DCB" w:themeColor="accent5" w:themeTint="99"/>
-          <w:sz w:val="36"/>
-          <w:szCs w:val="36"/>
-        </w:rPr>
-        <w:t>MaterialStateProperty.resolveWith</w:t>
-      </w:r>
-      <w:proofErr w:type="spellEnd"/>
-      <w:r>
-        <w:rPr>
-          <w:b/>
-          <w:bCs/>
-          <w:color w:val="D86DCB" w:themeColor="accent5" w:themeTint="99"/>
-          <w:sz w:val="36"/>
-          <w:szCs w:val="36"/>
-        </w:rPr>
-        <w:t>((states) {</w:t>
-      </w:r>
-    </w:p>
-    <w:p>
-      <w:pPr>
-        <w:jc w:val="both"/>
-        <w:rPr>
-          <w:b/>
-          <w:bCs/>
-          <w:color w:val="D86DCB" w:themeColor="accent5" w:themeTint="99"/>
-          <w:sz w:val="36"/>
-          <w:szCs w:val="36"/>
-        </w:rPr>
-      </w:pPr>
-      <w:r>
-        <w:rPr>
-          <w:b/>
-          <w:bCs/>
-          <w:color w:val="D86DCB" w:themeColor="accent5" w:themeTint="99"/>
-          <w:sz w:val="36"/>
-          <w:szCs w:val="36"/>
-        </w:rPr>
-        <w:t xml:space="preserve">      if (</w:t>
-      </w:r>
-      <w:proofErr w:type="spellStart"/>
-      <w:proofErr w:type="gramStart"/>
-      <w:r>
-        <w:rPr>
-          <w:b/>
-          <w:bCs/>
-          <w:color w:val="D86DCB" w:themeColor="accent5" w:themeTint="99"/>
-          <w:sz w:val="36"/>
-          <w:szCs w:val="36"/>
-        </w:rPr>
-        <w:t>states.contains</w:t>
-      </w:r>
-      <w:proofErr w:type="spellEnd"/>
-      <w:proofErr w:type="gramEnd"/>
-      <w:r>
-        <w:rPr>
-          <w:b/>
-          <w:bCs/>
-          <w:color w:val="D86DCB" w:themeColor="accent5" w:themeTint="99"/>
-          <w:sz w:val="36"/>
-          <w:szCs w:val="36"/>
-        </w:rPr>
-        <w:t>(</w:t>
-      </w:r>
-      <w:proofErr w:type="spellStart"/>
-      <w:r>
-        <w:rPr>
-          <w:b/>
-          <w:bCs/>
-          <w:color w:val="D86DCB" w:themeColor="accent5" w:themeTint="99"/>
-          <w:sz w:val="36"/>
-          <w:szCs w:val="36"/>
-        </w:rPr>
-        <w:t>MaterialState.pressed</w:t>
-      </w:r>
-      <w:proofErr w:type="spellEnd"/>
-      <w:r>
-        <w:rPr>
-          <w:b/>
-          <w:bCs/>
-          <w:color w:val="D86DCB" w:themeColor="accent5" w:themeTint="99"/>
-          <w:sz w:val="36"/>
-          <w:szCs w:val="36"/>
-        </w:rPr>
-        <w:t xml:space="preserve">)) return </w:t>
-      </w:r>
-      <w:proofErr w:type="spellStart"/>
-      <w:r>
-        <w:rPr>
-          <w:b/>
-          <w:bCs/>
-          <w:color w:val="D86DCB" w:themeColor="accent5" w:themeTint="99"/>
-          <w:sz w:val="36"/>
-          <w:szCs w:val="36"/>
-        </w:rPr>
-        <w:t>Colors.blue</w:t>
-      </w:r>
-      <w:proofErr w:type="spellEnd"/>
-      <w:r>
-        <w:rPr>
-          <w:b/>
-          <w:bCs/>
-          <w:color w:val="D86DCB" w:themeColor="accent5" w:themeTint="99"/>
-          <w:sz w:val="36"/>
-          <w:szCs w:val="36"/>
-        </w:rPr>
-        <w:t>;</w:t>
-      </w:r>
-    </w:p>
-    <w:p>
-      <w:pPr>
-        <w:jc w:val="both"/>
-        <w:rPr>
-          <w:b/>
-          <w:bCs/>
-          <w:color w:val="D86DCB" w:themeColor="accent5" w:themeTint="99"/>
-          <w:sz w:val="36"/>
-          <w:szCs w:val="36"/>
-        </w:rPr>
-      </w:pPr>
-      <w:r>
-        <w:rPr>
-          <w:b/>
-          <w:bCs/>
-          <w:color w:val="D86DCB" w:themeColor="accent5" w:themeTint="99"/>
-          <w:sz w:val="36"/>
-          <w:szCs w:val="36"/>
-        </w:rPr>
-        <w:t xml:space="preserve">      return </w:t>
-      </w:r>
-      <w:proofErr w:type="spellStart"/>
-      <w:r>
-        <w:rPr>
-          <w:b/>
-          <w:bCs/>
-          <w:color w:val="D86DCB" w:themeColor="accent5" w:themeTint="99"/>
-          <w:sz w:val="36"/>
-          <w:szCs w:val="36"/>
-        </w:rPr>
-        <w:t>Colors.transparent</w:t>
-      </w:r>
-      <w:proofErr w:type="spellEnd"/>
-      <w:r>
-        <w:rPr>
-          <w:b/>
-          <w:bCs/>
-          <w:color w:val="D86DCB" w:themeColor="accent5" w:themeTint="99"/>
-          <w:sz w:val="36"/>
-          <w:szCs w:val="36"/>
-        </w:rPr>
-        <w:t>;</w:t>
-      </w:r>
-    </w:p>
-    <w:p>
-      <w:pPr>
-        <w:jc w:val="both"/>
-        <w:rPr>
-          <w:b/>
-          <w:bCs/>
-          <w:color w:val="D86DCB" w:themeColor="accent5" w:themeTint="99"/>
-          <w:sz w:val="36"/>
-          <w:szCs w:val="36"/>
-        </w:rPr>
-      </w:pPr>
-      <w:r>
-        <w:rPr>
-          <w:b/>
-          <w:bCs/>
-          <w:color w:val="D86DCB" w:themeColor="accent5" w:themeTint="99"/>
-          <w:sz w:val="36"/>
-          <w:szCs w:val="36"/>
-        </w:rPr>
-        <w:t xml:space="preserve">    }),</w:t>
-      </w:r>
-    </w:p>
-    <w:p>
-      <w:pPr>
-        <w:jc w:val="both"/>
-        <w:rPr>
-          <w:b/>
-          <w:bCs/>
-          <w:color w:val="D86DCB" w:themeColor="accent5" w:themeTint="99"/>
-          <w:sz w:val="36"/>
-          <w:szCs w:val="36"/>
-        </w:rPr>
-      </w:pPr>
-      <w:r>
-        <w:rPr>
-          <w:b/>
-          <w:bCs/>
-          <w:color w:val="D86DCB" w:themeColor="accent5" w:themeTint="99"/>
-          <w:sz w:val="36"/>
-          <w:szCs w:val="36"/>
-        </w:rPr>
-        <w:t xml:space="preserve">    side: </w:t>
-      </w:r>
-      <w:proofErr w:type="spellStart"/>
-      <w:r>
-        <w:rPr>
-          <w:b/>
-          <w:bCs/>
-          <w:color w:val="D86DCB" w:themeColor="accent5" w:themeTint="99"/>
-          <w:sz w:val="36"/>
-          <w:szCs w:val="36"/>
-        </w:rPr>
-        <w:t>MaterialStateProperty.resolveWith</w:t>
-      </w:r>
-      <w:proofErr w:type="spellEnd"/>
-      <w:r>
-        <w:rPr>
-          <w:b/>
-          <w:bCs/>
-          <w:color w:val="D86DCB" w:themeColor="accent5" w:themeTint="99"/>
-          <w:sz w:val="36"/>
-          <w:szCs w:val="36"/>
-        </w:rPr>
-        <w:t>((states) {</w:t>
-      </w:r>
-    </w:p>
-    <w:p>
-      <w:pPr>
-        <w:jc w:val="both"/>
-        <w:rPr>
-          <w:b/>
-          <w:bCs/>
-          <w:color w:val="D86DCB" w:themeColor="accent5" w:themeTint="99"/>
-          <w:sz w:val="36"/>
-          <w:szCs w:val="36"/>
-        </w:rPr>
-      </w:pPr>
-      <w:r>
-        <w:rPr>
-          <w:b/>
-          <w:bCs/>
-          <w:color w:val="D86DCB" w:themeColor="accent5" w:themeTint="99"/>
-          <w:sz w:val="36"/>
-          <w:szCs w:val="36"/>
-        </w:rPr>
-        <w:t xml:space="preserve">      if (</w:t>
-      </w:r>
-      <w:proofErr w:type="spellStart"/>
-      <w:proofErr w:type="gramStart"/>
-      <w:r>
-        <w:rPr>
-          <w:b/>
-          <w:bCs/>
-          <w:color w:val="D86DCB" w:themeColor="accent5" w:themeTint="99"/>
-          <w:sz w:val="36"/>
-          <w:szCs w:val="36"/>
-        </w:rPr>
-        <w:t>states.contains</w:t>
-      </w:r>
-      <w:proofErr w:type="spellEnd"/>
-      <w:proofErr w:type="gramEnd"/>
-      <w:r>
-        <w:rPr>
-          <w:b/>
-          <w:bCs/>
-          <w:color w:val="D86DCB" w:themeColor="accent5" w:themeTint="99"/>
-          <w:sz w:val="36"/>
-          <w:szCs w:val="36"/>
-        </w:rPr>
-        <w:t>(</w:t>
-      </w:r>
-      <w:proofErr w:type="spellStart"/>
-      <w:r>
-        <w:rPr>
-          <w:b/>
-          <w:bCs/>
-          <w:color w:val="D86DCB" w:themeColor="accent5" w:themeTint="99"/>
-          <w:sz w:val="36"/>
-          <w:szCs w:val="36"/>
-        </w:rPr>
-        <w:t>MaterialState.pressed</w:t>
-      </w:r>
-      <w:proofErr w:type="spellEnd"/>
-      <w:r>
-        <w:rPr>
-          <w:b/>
-          <w:bCs/>
-          <w:color w:val="D86DCB" w:themeColor="accent5" w:themeTint="99"/>
-          <w:sz w:val="36"/>
-          <w:szCs w:val="36"/>
-        </w:rPr>
-        <w:t>))</w:t>
-      </w:r>
-    </w:p>
-    <w:p>
-      <w:pPr>
-        <w:jc w:val="both"/>
-        <w:rPr>
-          <w:b/>
-          <w:bCs/>
-          <w:color w:val="D86DCB" w:themeColor="accent5" w:themeTint="99"/>
-          <w:sz w:val="36"/>
-          <w:szCs w:val="36"/>
-        </w:rPr>
-      </w:pPr>
-      <w:r>
-        <w:rPr>
-          <w:b/>
-          <w:bCs/>
-          <w:color w:val="D86DCB" w:themeColor="accent5" w:themeTint="99"/>
-          <w:sz w:val="36"/>
-          <w:szCs w:val="36"/>
-        </w:rPr>
-        <w:t xml:space="preserve">        return </w:t>
-      </w:r>
-      <w:proofErr w:type="spellStart"/>
-      <w:proofErr w:type="gramStart"/>
-      <w:r>
-        <w:rPr>
-          <w:b/>
-          <w:bCs/>
-          <w:color w:val="D86DCB" w:themeColor="accent5" w:themeTint="99"/>
-          <w:sz w:val="36"/>
-          <w:szCs w:val="36"/>
-        </w:rPr>
-        <w:t>BorderSide</w:t>
-      </w:r>
-      <w:proofErr w:type="spellEnd"/>
-      <w:r>
-        <w:rPr>
-          <w:b/>
-          <w:bCs/>
-          <w:color w:val="D86DCB" w:themeColor="accent5" w:themeTint="99"/>
-          <w:sz w:val="36"/>
-          <w:szCs w:val="36"/>
-        </w:rPr>
-        <w:t>(</w:t>
-      </w:r>
-      <w:proofErr w:type="gramEnd"/>
-      <w:r>
-        <w:rPr>
-          <w:b/>
-          <w:bCs/>
-          <w:color w:val="D86DCB" w:themeColor="accent5" w:themeTint="99"/>
-          <w:sz w:val="36"/>
-          <w:szCs w:val="36"/>
-        </w:rPr>
-        <w:t xml:space="preserve">color: </w:t>
-      </w:r>
-      <w:proofErr w:type="spellStart"/>
-      <w:r>
-        <w:rPr>
-          <w:b/>
-          <w:bCs/>
-          <w:color w:val="D86DCB" w:themeColor="accent5" w:themeTint="99"/>
-          <w:sz w:val="36"/>
-          <w:szCs w:val="36"/>
-        </w:rPr>
-        <w:t>Colors.blue</w:t>
-      </w:r>
-      <w:proofErr w:type="spellEnd"/>
-      <w:r>
-        <w:rPr>
-          <w:b/>
-          <w:bCs/>
-          <w:color w:val="D86DCB" w:themeColor="accent5" w:themeTint="99"/>
-          <w:sz w:val="36"/>
-          <w:szCs w:val="36"/>
-        </w:rPr>
-        <w:t>, width: 2);</w:t>
-      </w:r>
-    </w:p>
-    <w:p>
-      <w:pPr>
-        <w:jc w:val="both"/>
-        <w:rPr>
-          <w:b/>
-          <w:bCs/>
-          <w:color w:val="D86DCB" w:themeColor="accent5" w:themeTint="99"/>
-          <w:sz w:val="36"/>
-          <w:szCs w:val="36"/>
-        </w:rPr>
-      </w:pPr>
-      <w:r>
-        <w:rPr>
-          <w:b/>
-          <w:bCs/>
-          <w:color w:val="D86DCB" w:themeColor="accent5" w:themeTint="99"/>
-          <w:sz w:val="36"/>
-          <w:szCs w:val="36"/>
-        </w:rPr>
-        <w:t xml:space="preserve">      return </w:t>
-      </w:r>
-      <w:proofErr w:type="spellStart"/>
-      <w:proofErr w:type="gramStart"/>
-      <w:r>
-        <w:rPr>
-          <w:b/>
-          <w:bCs/>
-          <w:color w:val="D86DCB" w:themeColor="accent5" w:themeTint="99"/>
-          <w:sz w:val="36"/>
-          <w:szCs w:val="36"/>
-        </w:rPr>
-        <w:t>BorderSide</w:t>
-      </w:r>
-      <w:proofErr w:type="spellEnd"/>
-      <w:r>
-        <w:rPr>
-          <w:b/>
-          <w:bCs/>
-          <w:color w:val="D86DCB" w:themeColor="accent5" w:themeTint="99"/>
-          <w:sz w:val="36"/>
-          <w:szCs w:val="36"/>
-        </w:rPr>
-        <w:t>(</w:t>
-      </w:r>
-      <w:proofErr w:type="gramEnd"/>
-      <w:r>
-        <w:rPr>
-          <w:b/>
-          <w:bCs/>
-          <w:color w:val="D86DCB" w:themeColor="accent5" w:themeTint="99"/>
-          <w:sz w:val="36"/>
-          <w:szCs w:val="36"/>
-        </w:rPr>
-        <w:t xml:space="preserve">color: </w:t>
-      </w:r>
-      <w:proofErr w:type="spellStart"/>
-      <w:r>
-        <w:rPr>
-          <w:b/>
-          <w:bCs/>
-          <w:color w:val="D86DCB" w:themeColor="accent5" w:themeTint="99"/>
-          <w:sz w:val="36"/>
-          <w:szCs w:val="36"/>
-        </w:rPr>
-        <w:t>Colors.blueAccent</w:t>
-      </w:r>
-      <w:proofErr w:type="spellEnd"/>
-      <w:r>
-        <w:rPr>
-          <w:b/>
-          <w:bCs/>
-          <w:color w:val="D86DCB" w:themeColor="accent5" w:themeTint="99"/>
-          <w:sz w:val="36"/>
-          <w:szCs w:val="36"/>
-        </w:rPr>
-        <w:t>, width: 2);</w:t>
-      </w:r>
-    </w:p>
-    <w:p>
-      <w:pPr>
-        <w:jc w:val="both"/>
-        <w:rPr>
-          <w:b/>
-          <w:bCs/>
-          <w:color w:val="D86DCB" w:themeColor="accent5" w:themeTint="99"/>
-          <w:sz w:val="36"/>
-          <w:szCs w:val="36"/>
-        </w:rPr>
-      </w:pPr>
-      <w:r>
-        <w:rPr>
-          <w:b/>
-          <w:bCs/>
-          <w:color w:val="D86DCB" w:themeColor="accent5" w:themeTint="99"/>
-          <w:sz w:val="36"/>
-          <w:szCs w:val="36"/>
-        </w:rPr>
-        <w:t xml:space="preserve">    }),</w:t>
-      </w:r>
-    </w:p>
-    <w:p>
-      <w:pPr>
-        <w:jc w:val="both"/>
-        <w:rPr>
-          <w:b/>
-          <w:bCs/>
-          <w:color w:val="D86DCB" w:themeColor="accent5" w:themeTint="99"/>
-          <w:sz w:val="36"/>
-          <w:szCs w:val="36"/>
-        </w:rPr>
-      </w:pPr>
-      <w:r>
-        <w:rPr>
-          <w:b/>
-          <w:bCs/>
-          <w:color w:val="D86DCB" w:themeColor="accent5" w:themeTint="99"/>
-          <w:sz w:val="36"/>
-          <w:szCs w:val="36"/>
-        </w:rPr>
-        <w:t xml:space="preserve">    padding: </w:t>
-      </w:r>
-      <w:proofErr w:type="spellStart"/>
-      <w:proofErr w:type="gramStart"/>
-      <w:r>
-        <w:rPr>
-          <w:b/>
-          <w:bCs/>
-          <w:color w:val="D86DCB" w:themeColor="accent5" w:themeTint="99"/>
-          <w:sz w:val="36"/>
-          <w:szCs w:val="36"/>
-        </w:rPr>
-        <w:t>MaterialStateProperty.all</w:t>
-      </w:r>
-      <w:proofErr w:type="spellEnd"/>
-      <w:r>
-        <w:rPr>
-          <w:b/>
-          <w:bCs/>
-          <w:color w:val="D86DCB" w:themeColor="accent5" w:themeTint="99"/>
-          <w:sz w:val="36"/>
-          <w:szCs w:val="36"/>
-        </w:rPr>
-        <w:t>(</w:t>
-      </w:r>
-      <w:proofErr w:type="gramEnd"/>
-    </w:p>
-    <w:p>
-      <w:pPr>
-        <w:jc w:val="both"/>
-        <w:rPr>
-          <w:b/>
-          <w:bCs/>
-          <w:color w:val="D86DCB" w:themeColor="accent5" w:themeTint="99"/>
-          <w:sz w:val="36"/>
-          <w:szCs w:val="36"/>
-        </w:rPr>
-      </w:pPr>
-      <w:r>
-        <w:rPr>
-          <w:b/>
-          <w:bCs/>
-          <w:color w:val="D86DCB" w:themeColor="accent5" w:themeTint="99"/>
-          <w:sz w:val="36"/>
-          <w:szCs w:val="36"/>
-        </w:rPr>
-        <w:t xml:space="preserve">      </w:t>
-      </w:r>
-      <w:proofErr w:type="spellStart"/>
-      <w:r>
-        <w:rPr>
-          <w:b/>
-          <w:bCs/>
-          <w:color w:val="D86DCB" w:themeColor="accent5" w:themeTint="99"/>
-          <w:sz w:val="36"/>
-          <w:szCs w:val="36"/>
-        </w:rPr>
-        <w:t>EdgeInsets.symmetric</w:t>
-      </w:r>
-      <w:proofErr w:type="spellEnd"/>
-      <w:r>
-        <w:rPr>
-          <w:b/>
-          <w:bCs/>
-          <w:color w:val="D86DCB" w:themeColor="accent5" w:themeTint="99"/>
-          <w:sz w:val="36"/>
-          <w:szCs w:val="36"/>
-        </w:rPr>
-        <w:t>(horizontal: 20, vertical: 12),</w:t>
-      </w:r>
-    </w:p>
-    <w:p>
-      <w:pPr>
-        <w:jc w:val="both"/>
-        <w:rPr>
-          <w:b/>
-          <w:bCs/>
-          <w:color w:val="D86DCB" w:themeColor="accent5" w:themeTint="99"/>
-          <w:sz w:val="36"/>
-          <w:szCs w:val="36"/>
-        </w:rPr>
-      </w:pPr>
-      <w:r>
-        <w:rPr>
-          <w:b/>
-          <w:bCs/>
-          <w:color w:val="D86DCB" w:themeColor="accent5" w:themeTint="99"/>
-          <w:sz w:val="36"/>
-          <w:szCs w:val="36"/>
-        </w:rPr>
-        <w:t xml:space="preserve">    ),</w:t>
-      </w:r>
-    </w:p>
-    <w:p>
-      <w:pPr>
-        <w:jc w:val="both"/>
-        <w:rPr>
-          <w:b/>
-          <w:bCs/>
-          <w:color w:val="D86DCB" w:themeColor="accent5" w:themeTint="99"/>
-          <w:sz w:val="36"/>
-          <w:szCs w:val="36"/>
-        </w:rPr>
-      </w:pPr>
-      <w:r>
-        <w:rPr>
-          <w:b/>
-          <w:bCs/>
-          <w:color w:val="D86DCB" w:themeColor="accent5" w:themeTint="99"/>
-          <w:sz w:val="36"/>
-          <w:szCs w:val="36"/>
-        </w:rPr>
-        <w:t xml:space="preserve">    shape: </w:t>
-      </w:r>
-      <w:proofErr w:type="spellStart"/>
-      <w:proofErr w:type="gramStart"/>
-      <w:r>
-        <w:rPr>
-          <w:b/>
-          <w:bCs/>
-          <w:color w:val="D86DCB" w:themeColor="accent5" w:themeTint="99"/>
-          <w:sz w:val="36"/>
-          <w:szCs w:val="36"/>
-        </w:rPr>
-        <w:t>MaterialStateProperty.all</w:t>
-      </w:r>
-      <w:proofErr w:type="spellEnd"/>
-      <w:r>
-        <w:rPr>
-          <w:b/>
-          <w:bCs/>
-          <w:color w:val="D86DCB" w:themeColor="accent5" w:themeTint="99"/>
-          <w:sz w:val="36"/>
-          <w:szCs w:val="36"/>
-        </w:rPr>
-        <w:t>(</w:t>
-      </w:r>
-      <w:proofErr w:type="gramEnd"/>
-    </w:p>
-    <w:p>
-      <w:pPr>
-        <w:jc w:val="both"/>
-        <w:rPr>
-          <w:b/>
-          <w:bCs/>
-          <w:color w:val="D86DCB" w:themeColor="accent5" w:themeTint="99"/>
-          <w:sz w:val="36"/>
-          <w:szCs w:val="36"/>
-        </w:rPr>
-      </w:pPr>
-      <w:r>
-        <w:rPr>
-          <w:b/>
-          <w:bCs/>
-          <w:color w:val="D86DCB" w:themeColor="accent5" w:themeTint="99"/>
-          <w:sz w:val="36"/>
-          <w:szCs w:val="36"/>
-        </w:rPr>
-        <w:t xml:space="preserve">      </w:t>
-      </w:r>
-      <w:proofErr w:type="spellStart"/>
-      <w:proofErr w:type="gramStart"/>
-      <w:r>
-        <w:rPr>
-          <w:b/>
-          <w:bCs/>
-          <w:color w:val="D86DCB" w:themeColor="accent5" w:themeTint="99"/>
-          <w:sz w:val="36"/>
-          <w:szCs w:val="36"/>
-        </w:rPr>
-        <w:t>RoundedRectangleBorder</w:t>
-      </w:r>
-      <w:proofErr w:type="spellEnd"/>
-      <w:r>
-        <w:rPr>
-          <w:b/>
-          <w:bCs/>
-          <w:color w:val="D86DCB" w:themeColor="accent5" w:themeTint="99"/>
-          <w:sz w:val="36"/>
-          <w:szCs w:val="36"/>
-        </w:rPr>
-        <w:t>(</w:t>
-      </w:r>
-      <w:proofErr w:type="spellStart"/>
-      <w:proofErr w:type="gramEnd"/>
-      <w:r>
-        <w:rPr>
-          <w:b/>
-          <w:bCs/>
-          <w:color w:val="D86DCB" w:themeColor="accent5" w:themeTint="99"/>
-          <w:sz w:val="36"/>
-          <w:szCs w:val="36"/>
-        </w:rPr>
-        <w:t>borderRadius</w:t>
-      </w:r>
-      <w:proofErr w:type="spellEnd"/>
-      <w:r>
-        <w:rPr>
-          <w:b/>
-          <w:bCs/>
-          <w:color w:val="D86DCB" w:themeColor="accent5" w:themeTint="99"/>
-          <w:sz w:val="36"/>
-          <w:szCs w:val="36"/>
-        </w:rPr>
-        <w:t xml:space="preserve">: </w:t>
-      </w:r>
-      <w:proofErr w:type="spellStart"/>
-      <w:r>
-        <w:rPr>
-          <w:b/>
-          <w:bCs/>
-          <w:color w:val="D86DCB" w:themeColor="accent5" w:themeTint="99"/>
-          <w:sz w:val="36"/>
-          <w:szCs w:val="36"/>
-        </w:rPr>
-        <w:t>BorderRadius.circular</w:t>
-      </w:r>
-      <w:proofErr w:type="spellEnd"/>
-      <w:r>
-        <w:rPr>
-          <w:b/>
-          <w:bCs/>
-          <w:color w:val="D86DCB" w:themeColor="accent5" w:themeTint="99"/>
-          <w:sz w:val="36"/>
-          <w:szCs w:val="36"/>
-        </w:rPr>
-        <w:t>(12)),</w:t>
-      </w:r>
-    </w:p>
-    <w:p>
-      <w:pPr>
-        <w:jc w:val="both"/>
-        <w:rPr>
-          <w:b/>
-          <w:bCs/>
-          <w:color w:val="D86DCB" w:themeColor="accent5" w:themeTint="99"/>
-          <w:sz w:val="36"/>
-          <w:szCs w:val="36"/>
-        </w:rPr>
-      </w:pPr>
-      <w:r>
-        <w:rPr>
-          <w:b/>
-          <w:bCs/>
-          <w:color w:val="D86DCB" w:themeColor="accent5" w:themeTint="99"/>
-          <w:sz w:val="36"/>
-          <w:szCs w:val="36"/>
-        </w:rPr>
-        <w:t xml:space="preserve">    ),</w:t>
-      </w:r>
-    </w:p>
-    <w:p>
-      <w:pPr>
-        <w:jc w:val="both"/>
-        <w:rPr>
-          <w:b/>
-          <w:bCs/>
-          <w:color w:val="D86DCB" w:themeColor="accent5" w:themeTint="99"/>
-          <w:sz w:val="36"/>
-          <w:szCs w:val="36"/>
-        </w:rPr>
-      </w:pPr>
-      <w:r>
-        <w:rPr>
-          <w:b/>
-          <w:bCs/>
-          <w:color w:val="D86DCB" w:themeColor="accent5" w:themeTint="99"/>
-          <w:sz w:val="36"/>
-          <w:szCs w:val="36"/>
-        </w:rPr>
-        <w:t xml:space="preserve">  ),</w:t>
-      </w:r>
-    </w:p>
-    <w:p>
-      <w:pPr>
-        <w:jc w:val="both"/>
-        <w:rPr>
-          <w:b/>
-          <w:bCs/>
-          <w:color w:val="D86DCB" w:themeColor="accent5" w:themeTint="99"/>
-          <w:sz w:val="36"/>
-          <w:szCs w:val="36"/>
-        </w:rPr>
-      </w:pPr>
-      <w:r>
-        <w:rPr>
-          <w:b/>
-          <w:bCs/>
-          <w:color w:val="D86DCB" w:themeColor="accent5" w:themeTint="99"/>
-          <w:sz w:val="36"/>
-          <w:szCs w:val="36"/>
-        </w:rPr>
-        <w:t xml:space="preserve">  </w:t>
-      </w:r>
-      <w:proofErr w:type="spellStart"/>
-      <w:r>
-        <w:rPr>
-          <w:b/>
-          <w:bCs/>
-          <w:color w:val="D86DCB" w:themeColor="accent5" w:themeTint="99"/>
-          <w:sz w:val="36"/>
-          <w:szCs w:val="36"/>
-        </w:rPr>
-        <w:t>onPressed</w:t>
-      </w:r>
-      <w:proofErr w:type="spellEnd"/>
-      <w:r>
-        <w:rPr>
-          <w:b/>
-          <w:bCs/>
-          <w:color w:val="D86DCB" w:themeColor="accent5" w:themeTint="99"/>
-          <w:sz w:val="36"/>
-          <w:szCs w:val="36"/>
-        </w:rPr>
-        <w:t>: () {},</w:t>
-      </w:r>
-    </w:p>
-    <w:p>
-      <w:pPr>
-        <w:jc w:val="both"/>
-        <w:rPr>
-          <w:b/>
-          <w:bCs/>
-          <w:color w:val="D86DCB" w:themeColor="accent5" w:themeTint="99"/>
-          <w:sz w:val="36"/>
-          <w:szCs w:val="36"/>
-        </w:rPr>
-      </w:pPr>
-      <w:r>
-        <w:rPr>
-          <w:b/>
-          <w:bCs/>
-          <w:color w:val="D86DCB" w:themeColor="accent5" w:themeTint="99"/>
-          <w:sz w:val="36"/>
-          <w:szCs w:val="36"/>
-        </w:rPr>
-        <w:t xml:space="preserve">  child: </w:t>
-      </w:r>
-      <w:proofErr w:type="gramStart"/>
-      <w:r>
-        <w:rPr>
-          <w:b/>
-          <w:bCs/>
-          <w:color w:val="D86DCB" w:themeColor="accent5" w:themeTint="99"/>
-          <w:sz w:val="36"/>
-          <w:szCs w:val="36"/>
-        </w:rPr>
-        <w:t>Text(</w:t>
-      </w:r>
-      <w:proofErr w:type="gramEnd"/>
       <w:r>
         <w:rPr>
           <w:b/>
@@ -9355,7 +9469,6 @@
           <w:sz w:val="36"/>
           <w:szCs w:val="36"/>
         </w:rPr>
-        <w:lastRenderedPageBreak/>
         <w:t>)</w:t>
       </w:r>
     </w:p>
@@ -9968,6 +10081,7 @@
                 <w:sz w:val="36"/>
                 <w:szCs w:val="36"/>
               </w:rPr>
+              <w:lastRenderedPageBreak/>
               <w:t>Property</w:t>
             </w:r>
           </w:p>
@@ -10046,7 +10160,6 @@
                 <w:sz w:val="36"/>
                 <w:szCs w:val="36"/>
               </w:rPr>
-              <w:lastRenderedPageBreak/>
               <w:t>foregroundColor</w:t>
             </w:r>
             <w:proofErr w:type="spellEnd"/>
@@ -10740,6 +10853,7 @@
           <w:sz w:val="36"/>
           <w:szCs w:val="36"/>
         </w:rPr>
+        <w:lastRenderedPageBreak/>
         <w:t xml:space="preserve">    </w:t>
       </w:r>
       <w:proofErr w:type="spellStart"/>
@@ -10806,7 +10920,6 @@
           <w:sz w:val="36"/>
           <w:szCs w:val="36"/>
         </w:rPr>
-        <w:lastRenderedPageBreak/>
         <w:t xml:space="preserve">    </w:t>
       </w:r>
       <w:proofErr w:type="spellStart"/>
@@ -11650,6 +11763,7 @@
                 <w:sz w:val="36"/>
                 <w:szCs w:val="36"/>
               </w:rPr>
+              <w:lastRenderedPageBreak/>
               <w:t>OutlinedButton</w:t>
             </w:r>
             <w:proofErr w:type="spellEnd"/>
@@ -11753,7 +11867,6 @@
                 <w:sz w:val="36"/>
                 <w:szCs w:val="36"/>
               </w:rPr>
-              <w:lastRenderedPageBreak/>
               <w:t>TextButton</w:t>
             </w:r>
             <w:proofErr w:type="spellEnd"/>
@@ -12585,6 +12698,7 @@
           <w:sz w:val="36"/>
           <w:szCs w:val="36"/>
         </w:rPr>
+        <w:lastRenderedPageBreak/>
         <w:t xml:space="preserve">  icon: </w:t>
       </w:r>
       <w:proofErr w:type="gramStart"/>
@@ -12641,7 +12755,6 @@
           <w:sz w:val="36"/>
           <w:szCs w:val="36"/>
         </w:rPr>
-        <w:lastRenderedPageBreak/>
         <w:t xml:space="preserve">  label: Text("Login"),</w:t>
       </w:r>
     </w:p>
@@ -48239,17 +48352,7 @@
           <w:sz w:val="36"/>
           <w:szCs w:val="36"/>
         </w:rPr>
-        <w:t xml:space="preserve">             </w:t>
-      </w:r>
-      <w:r>
-        <w:rPr>
-          <w:b/>
-          <w:bCs/>
-          <w:color w:val="D86DCB" w:themeColor="accent5" w:themeTint="99"/>
-          <w:sz w:val="36"/>
-          <w:szCs w:val="36"/>
-        </w:rPr>
-        <w:t>…</w:t>
+        <w:t xml:space="preserve">             …</w:t>
       </w:r>
     </w:p>
     <w:p>
@@ -48887,27 +48990,7 @@
           <w:sz w:val="36"/>
           <w:szCs w:val="36"/>
         </w:rPr>
-        <w:t xml:space="preserve"> </w:t>
-      </w:r>
-      <w:r>
-        <w:rPr>
-          <w:b/>
-          <w:bCs/>
-          <w:color w:val="D86DCB" w:themeColor="accent5" w:themeTint="99"/>
-          <w:sz w:val="36"/>
-          <w:szCs w:val="36"/>
-        </w:rPr>
-        <w:t xml:space="preserve"> </w:t>
-      </w:r>
-      <w:r>
-        <w:rPr>
-          <w:b/>
-          <w:bCs/>
-          <w:color w:val="D86DCB" w:themeColor="accent5" w:themeTint="99"/>
-          <w:sz w:val="36"/>
-          <w:szCs w:val="36"/>
-        </w:rPr>
-        <w:t xml:space="preserve"> </w:t>
+        <w:t xml:space="preserve">   </w:t>
       </w:r>
       <w:proofErr w:type="spellStart"/>
       <w:r>
@@ -51474,27 +51557,7 @@
           <w:sz w:val="36"/>
           <w:szCs w:val="36"/>
         </w:rPr>
-        <w:t xml:space="preserve">   </w:t>
-      </w:r>
-      <w:r>
-        <w:rPr>
-          <w:b/>
-          <w:bCs/>
-          <w:color w:val="D86DCB" w:themeColor="accent5" w:themeTint="99"/>
-          <w:sz w:val="36"/>
-          <w:szCs w:val="36"/>
-        </w:rPr>
-        <w:t xml:space="preserve"> </w:t>
-      </w:r>
-      <w:r>
-        <w:rPr>
-          <w:b/>
-          <w:bCs/>
-          <w:color w:val="D86DCB" w:themeColor="accent5" w:themeTint="99"/>
-          <w:sz w:val="36"/>
-          <w:szCs w:val="36"/>
-        </w:rPr>
-        <w:t xml:space="preserve">       </w:t>
+        <w:t xml:space="preserve">           </w:t>
       </w:r>
       <w:proofErr w:type="spellStart"/>
       <w:r>
@@ -52330,14 +52393,7 @@
           <w:sz w:val="36"/>
           <w:szCs w:val="36"/>
         </w:rPr>
-        <w:t>We</w:t>
-      </w:r>
-      <w:r>
-        <w:rPr>
-          <w:sz w:val="36"/>
-          <w:szCs w:val="36"/>
-        </w:rPr>
-        <w:t xml:space="preserve"> are inside a Form</w:t>
+        <w:t>We are inside a Form</w:t>
       </w:r>
     </w:p>
     <w:p>
@@ -52416,14 +52472,7 @@
           <w:sz w:val="36"/>
           <w:szCs w:val="36"/>
         </w:rPr>
-        <w:t>We</w:t>
-      </w:r>
-      <w:r>
-        <w:rPr>
-          <w:sz w:val="36"/>
-          <w:szCs w:val="36"/>
-        </w:rPr>
-        <w:t xml:space="preserve"> want to use</w:t>
+        <w:t>We want to use</w:t>
       </w:r>
       <w:r>
         <w:rPr>
@@ -52489,14 +52538,7 @@
           <w:sz w:val="36"/>
           <w:szCs w:val="36"/>
         </w:rPr>
-        <w:t>We</w:t>
-      </w:r>
-      <w:r>
-        <w:rPr>
-          <w:sz w:val="36"/>
-          <w:szCs w:val="36"/>
-        </w:rPr>
-        <w:t xml:space="preserve"> need search/filter → use</w:t>
+        <w:t>We need search/filter → use</w:t>
       </w:r>
       <w:r>
         <w:rPr>
@@ -52515,16 +52557,7 @@
           <w:sz w:val="36"/>
           <w:szCs w:val="36"/>
         </w:rPr>
-        <w:t>DropdownMen</w:t>
-      </w:r>
-      <w:r>
-        <w:rPr>
-          <w:b/>
-          <w:bCs/>
-          <w:sz w:val="36"/>
-          <w:szCs w:val="36"/>
-        </w:rPr>
-        <w:t>u</w:t>
+        <w:t>DropdownMenu</w:t>
       </w:r>
       <w:proofErr w:type="spellEnd"/>
     </w:p>
@@ -52546,14 +52579,7 @@
           <w:sz w:val="36"/>
           <w:szCs w:val="36"/>
         </w:rPr>
-        <w:t>We</w:t>
-      </w:r>
-      <w:r>
-        <w:rPr>
-          <w:sz w:val="36"/>
-          <w:szCs w:val="36"/>
-        </w:rPr>
-        <w:t xml:space="preserve"> need controller-based control</w:t>
+        <w:t>We need controller-based control</w:t>
       </w:r>
     </w:p>
     <w:p>
@@ -52574,14 +52600,7 @@
           <w:sz w:val="36"/>
           <w:szCs w:val="36"/>
         </w:rPr>
-        <w:t>We</w:t>
-      </w:r>
-      <w:r>
-        <w:rPr>
-          <w:sz w:val="36"/>
-          <w:szCs w:val="36"/>
-        </w:rPr>
-        <w:t xml:space="preserve"> want Material 3 advanced UI</w:t>
+        <w:t>We want Material 3 advanced UI</w:t>
       </w:r>
     </w:p>
     <w:p>
@@ -53158,16 +53177,7 @@
           <w:sz w:val="36"/>
           <w:szCs w:val="36"/>
         </w:rPr>
-        <w:t>…</w:t>
-      </w:r>
-      <w:r>
-        <w:rPr>
-          <w:b/>
-          <w:bCs/>
-          <w:sz w:val="36"/>
-          <w:szCs w:val="36"/>
-        </w:rPr>
-        <w:t>)</w:t>
+        <w:t>…)</w:t>
       </w:r>
       <w:r>
         <w:rPr>
@@ -58321,6 +58331,7 @@
   <w:style w:type="character" w:default="1" w:styleId="DefaultParagraphFont">
     <w:name w:val="Default Paragraph Font"/>
     <w:uiPriority w:val="1"/>
+    <w:semiHidden/>
     <w:unhideWhenUsed/>
   </w:style>
   <w:style w:type="table" w:default="1" w:styleId="TableNormal">
